--- a/Getaran-Mekanik/Modul-Word/Modul-4-Getaran-Paksa.docx
+++ b/Getaran-Mekanik/Modul-Word/Modul-4-Getaran-Paksa.docx
@@ -10981,9 +10981,11 @@
     <w:sectPr>
       <w:headerReference w:type="default" r:id="rId15"/>
       <w:footerReference w:type="default" r:id="rId16"/>
+      <w:footerReference w:type="first" r:id="rId29"/>
       <w:pgSz w:w="11906" w:h="16838" w:code="9"/>
       <w:pgMar w:top="1701" w:right="1418" w:bottom="1418" w:left="1701" w:header="709" w:footer="709" w:gutter="0"/>
       <w:cols w:space="708"/>
+      <w:titlePg/>
       <w:docGrid w:linePitch="360"/>
     </w:sectPr>
   </w:body>
@@ -11538,6 +11540,16 @@
         </mc:Fallback>
       </mc:AlternateContent>
     </w:r>
+  </w:p>
+</w:ftr>
+</file>
+
+<file path=word/footer2.xml><?xml version="1.0" encoding="utf-8"?>
+<w:ftr xmlns:m="http://schemas.openxmlformats.org/officeDocument/2006/math" xmlns:mc="http://schemas.openxmlformats.org/markup-compatibility/2006" xmlns:mo="http://schemas.microsoft.com/office/mac/office/2008/main" xmlns:mv="urn:schemas-microsoft-com:mac:vml" xmlns:o="urn:schemas-microsoft-com:office:office" xmlns:r="http://schemas.openxmlformats.org/officeDocument/2006/relationships" xmlns:v="urn:schemas-microsoft-com:vml" xmlns:w10="urn:schemas-microsoft-com:office:word" xmlns:w14="http://schemas.microsoft.com/office/word/2010/wordml" xmlns:w="http://schemas.openxmlformats.org/wordprocessingml/2006/main" xmlns:wne="http://schemas.microsoft.com/office/word/2006/wordml" xmlns:wp14="http://schemas.microsoft.com/office/word/2010/wordprocessingDrawing" xmlns:wp="http://schemas.openxmlformats.org/drawingml/2006/wordprocessingDrawing" xmlns:wpc="http://schemas.microsoft.com/office/word/2010/wordprocessingCanvas" xmlns:wpg="http://schemas.microsoft.com/office/word/2010/wordprocessingGroup" xmlns:wpi="http://schemas.microsoft.com/office/word/2010/wordprocessingInk" xmlns:wps="http://schemas.microsoft.com/office/word/2010/wordprocessingShape" mc:Ignorable="w14 wp14">
+  <w:p>
+    <w:pPr>
+      <w:pStyle w:val="Footer"/>
+    </w:pPr>
   </w:p>
 </w:ftr>
 </file>

--- a/Getaran-Mekanik/Modul-Word/Modul-4-Getaran-Paksa.docx
+++ b/Getaran-Mekanik/Modul-Word/Modul-4-Getaran-Paksa.docx
@@ -7804,7 +7804,7 @@
           <w:i w:val="0"/>
           <w:sz w:val="22"/>
         </w:rPr>
-        <w:t>Empat cell berikut mengimplementasikan konsep dasar Pertemuan 4 memakai parameter referensi m=5 kg, k=2000 N/m, c=40 Ns/m, F0=100 N. Lingkungan: conda env getaran_mekanik dengan paket numpy dan matplotlib; notebook getaran_paksa.ipynb. Gambar 8 menunjukkan cuplikan Cell 1 yang menghitung parameter dinamik dasar beserta DMF pada frekuensi eksitasi tertentu.</w:t>
+        <w:t xml:space="preserve">Empat cell berikut mengimplementasikan konsep dasar Pertemuan 4 memakai parameter referensi m=5 kg, k=2000 N/m, c=40 Ns/m, F0=100 N. Lingkungan: conda env getaran_mekanik dengan paket numpy dan matplotlib; notebook getaran_paksa.ipynb. Gambar 8 menunjukkan potongan Cell 1 yang menghitung parameter dinamik dasar beserta DMF pada frekuensi eksitasi tertentu.</w:t>
       </w:r>
     </w:p>
     <w:p>
@@ -7861,7 +7861,7 @@
           <w:color w:val="444444"/>
           <w:sz w:val="20"/>
         </w:rPr>
-        <w:t>Gambar 8. Cuplikan Cell 1: perhitungan parameter dinamik (ωn, ζ, r, DMF, X) dari m, k, c, F0 menggunakan NumPy.</w:t>
+        <w:t xml:space="preserve">Gambar 8. Potongan Cell 1: perhitungan parameter dinamik (ωn, ζ, r, DMF, X) dari m, k, c, F0 menggunakan NumPy.</w:t>
       </w:r>
     </w:p>
     <w:p>

--- a/Getaran-Mekanik/Modul-Word/Modul-4-Getaran-Paksa.docx
+++ b/Getaran-Mekanik/Modul-Word/Modul-4-Getaran-Paksa.docx
@@ -724,7 +724,54 @@
                                 <w:szCs w:val="20"/>
                                 <w:lang w:val="fi-FI"/>
                               </w:rPr>
-                              <w:t>Pertemuan ini membahas respons sistem 1-DoF terhadap gaya eksitasi harmonik F(t) = F0 sin(omega t): penurunan persamaan gerak, solusi transien dan steady-state, Dynamic Magnification Factor (DMF) dan sudut fase, fenomena resonansi beserta strategi penanganannya, serta isolasi getaran melalui transmissibility</w:t>
+                              <w:t xml:space="preserve">Pertemuan ini membahas respons sistem 1-DoF terhadap gaya eksitasi harmonik F(t) = </w:t>
+                            </w:r>
+                            <w:r>
+                              <w:rPr>
+                                <w:rFonts w:ascii="Arial" w:hAnsi="Arial" w:cs="Arial"/>
+                                <w:sz w:val="20"/>
+                                <w:szCs w:val="20"/>
+                                <w:lang w:val="fi-FI"/>
+                              </w:rPr>
+                              <w:t xml:space="preserve"/>
+                            </w:r>
+                            <w:r>
+                              <w:rPr>
+                                <w:rFonts w:ascii="Arial" w:hAnsi="Arial" w:cs="Arial"/>
+                                <w:sz w:val="20"/>
+                                <w:szCs w:val="20"/>
+                                <w:lang w:val="fi-FI"/>
+                              </w:rPr>
+                              <w:t xml:space="preserve">F</w:t>
+                            </w:r>
+                            <w:r>
+                              <w:rPr>
+                                <w:rFonts w:ascii="Arial" w:hAnsi="Arial" w:cs="Arial"/>
+                                <w:sz w:val="20"/>
+                                <w:szCs w:val="20"/>
+                                <w:lang w:val="fi-FI"/>
+                                <w:vertAlign w:val="subscript"/>
+                              </w:rPr>
+                              <w:t xml:space="preserve">0</w:t>
+                            </w:r>
+                            <w:r>
+                              <w:rPr>
+                                <w:rFonts w:ascii="Arial" w:hAnsi="Arial" w:cs="Arial"/>
+                                <w:sz w:val="20"/>
+                                <w:szCs w:val="20"/>
+                                <w:lang w:val="fi-FI"/>
+                                <w:vertAlign w:val="subscript"/>
+                              </w:rPr>
+                              <w:t xml:space="preserve"/>
+                            </w:r>
+                            <w:r>
+                              <w:rPr>
+                                <w:rFonts w:ascii="Arial" w:hAnsi="Arial" w:cs="Arial"/>
+                                <w:sz w:val="20"/>
+                                <w:szCs w:val="20"/>
+                                <w:lang w:val="fi-FI"/>
+                              </w:rPr>
+                              <w:t xml:space="preserve"> sin(ω t): penurunan persamaan gerak, solusi transien dan steady-state, Dynamic Magnification Factor (DMF) dan sudut fase, fenomena resonansi beserta strategi penanganannya, serta isolasi getaran melalui transmissibility</w:t>
                             </w:r>
                           </w:p>
                         </w:txbxContent>
@@ -770,7 +817,54 @@
                           <w:szCs w:val="20"/>
                           <w:lang w:val="fi-FI"/>
                         </w:rPr>
-                        <w:t>Pertemuan ini membahas respons sistem 1-DoF terhadap gaya eksitasi harmonik F(t) = F0 sin(omega t): penurunan persamaan gerak, solusi transien dan steady-state, Dynamic Magnification Factor (DMF) dan sudut fase, fenomena resonansi beserta strategi penanganannya, serta isolasi getaran melalui transmissibility</w:t>
+                        <w:t xml:space="preserve">Pertemuan ini membahas respons sistem 1-DoF terhadap gaya eksitasi harmonik F(t) = </w:t>
+                      </w:r>
+                      <w:r>
+                        <w:rPr>
+                          <w:rFonts w:ascii="Arial" w:hAnsi="Arial" w:cs="Arial"/>
+                          <w:sz w:val="20"/>
+                          <w:szCs w:val="20"/>
+                          <w:lang w:val="fi-FI"/>
+                        </w:rPr>
+                        <w:t xml:space="preserve"/>
+                      </w:r>
+                      <w:r>
+                        <w:rPr>
+                          <w:rFonts w:ascii="Arial" w:hAnsi="Arial" w:cs="Arial"/>
+                          <w:sz w:val="20"/>
+                          <w:szCs w:val="20"/>
+                          <w:lang w:val="fi-FI"/>
+                        </w:rPr>
+                        <w:t xml:space="preserve">F</w:t>
+                      </w:r>
+                      <w:r>
+                        <w:rPr>
+                          <w:rFonts w:ascii="Arial" w:hAnsi="Arial" w:cs="Arial"/>
+                          <w:sz w:val="20"/>
+                          <w:szCs w:val="20"/>
+                          <w:lang w:val="fi-FI"/>
+                          <w:vertAlign w:val="subscript"/>
+                        </w:rPr>
+                        <w:t xml:space="preserve">0</w:t>
+                      </w:r>
+                      <w:r>
+                        <w:rPr>
+                          <w:rFonts w:ascii="Arial" w:hAnsi="Arial" w:cs="Arial"/>
+                          <w:sz w:val="20"/>
+                          <w:szCs w:val="20"/>
+                          <w:lang w:val="fi-FI"/>
+                          <w:vertAlign w:val="subscript"/>
+                        </w:rPr>
+                        <w:t xml:space="preserve"/>
+                      </w:r>
+                      <w:r>
+                        <w:rPr>
+                          <w:rFonts w:ascii="Arial" w:hAnsi="Arial" w:cs="Arial"/>
+                          <w:sz w:val="20"/>
+                          <w:szCs w:val="20"/>
+                          <w:lang w:val="fi-FI"/>
+                        </w:rPr>
+                        <w:t xml:space="preserve"> sin(ω t): penurunan persamaan gerak, solusi transien dan steady-state, Dynamic Magnification Factor (DMF) dan sudut fase, fenomena resonansi beserta strategi penanganannya, serta isolasi getaran melalui transmissibility</w:t>
                       </w:r>
                     </w:p>
                   </w:txbxContent>
@@ -1379,7 +1473,7 @@
                                 <w:szCs w:val="20"/>
                                 <w:lang w:val="en-US"/>
                               </w:rPr>
-                              <w:t>myclass.mercubuana.ac.id</w:t>
+                              <w:t xml:space="preserve">myclass.mercubuana.ac·id</w:t>
                             </w:r>
                           </w:p>
                         </w:txbxContent>
@@ -1426,7 +1520,7 @@
                           <w:szCs w:val="20"/>
                           <w:lang w:val="en-US"/>
                         </w:rPr>
-                        <w:t>myclass.mercubuana.ac.id</w:t>
+                        <w:t xml:space="preserve">myclass.mercubuana.ac·id</w:t>
                       </w:r>
                     </w:p>
                   </w:txbxContent>
@@ -2512,7 +2606,7 @@
                                 <w:sz w:val="20"/>
                                 <w:szCs w:val="20"/>
                               </w:rPr>
-                              <w:t>www.mercubuana.ac.id</w:t>
+                              <w:t xml:space="preserve">www.mercubuana.ac·id</w:t>
                             </w:r>
                           </w:p>
                         </w:txbxContent>
@@ -2558,7 +2652,7 @@
                           <w:sz w:val="20"/>
                           <w:szCs w:val="20"/>
                         </w:rPr>
-                        <w:t>www.mercubuana.ac.id</w:t>
+                        <w:t xml:space="preserve">www.mercubuana.ac·id</w:t>
                       </w:r>
                     </w:p>
                   </w:txbxContent>
@@ -2776,7 +2870,35 @@
           <w:i w:val="0"/>
           <w:sz w:val="22"/>
         </w:rPr>
-        <w:t>Menerapkan respons getaran paksa secara periodik, yaitu menganalisis respons sistem 1-DoF terhadap gaya eksitasi harmonik F(t) = F0 sin(omega t) dan menerapkan konsep DMF, sudut fase, resonansi, dan isolasi getaran pada permasalahan rekayasa mesin (CPMK 3).</w:t>
+        <w:t xml:space="preserve">Menerapkan respons getaran paksa secara periodik, yaitu menganalisis respons sistem 1-DoF terhadap gaya eksitasi harmonik F(t) = </w:t>
+      </w:r>
+      <w:r>
+        <w:rPr>
+          <w:rFonts w:ascii="Arial" w:hAnsi="Arial" w:cs="Arial"/>
+          <w:b w:val="0"/>
+          <w:i w:val="0"/>
+          <w:sz w:val="22"/>
+        </w:rPr>
+        <w:t xml:space="preserve">F</w:t>
+      </w:r>
+      <w:r>
+        <w:rPr>
+          <w:rFonts w:ascii="Arial" w:hAnsi="Arial" w:cs="Arial"/>
+          <w:b w:val="0"/>
+          <w:i w:val="0"/>
+          <w:sz w:val="22"/>
+          <w:vertAlign w:val="subscript"/>
+        </w:rPr>
+        <w:t xml:space="preserve">0</w:t>
+      </w:r>
+      <w:r>
+        <w:rPr>
+          <w:rFonts w:ascii="Arial" w:hAnsi="Arial" w:cs="Arial"/>
+          <w:b w:val="0"/>
+          <w:i w:val="0"/>
+          <w:sz w:val="22"/>
+        </w:rPr>
+        <w:t xml:space="preserve"> sin(ω t) dan menerapkan konsep DMF, sudut fase, resonansi, dan isolasi getaran pada permasalahan rekayasa mesin (CPMK 3).</w:t>
       </w:r>
     </w:p>
     <w:p>
@@ -2840,6 +2962,15 @@
         </w:rPr>
         <w:t>Getaran paksa terjadi ketika sistem diberi gaya luar yang bervariasi secara periodik. Sistem 1-DoF (Single Degree of Freedom) merespons dengan dua komponen: bagian transien yang meluruh akibat redaman, dan bagian tunak (steady-state) yang terus bertahan selama gaya eksitasi bekerja. Persamaan gerak diperoleh dari kesetimbangan tiga gaya (inersia, redaman, pegas) melawan gaya eksitasi F(t).</w:t>
       </w:r>
+      <w:r>
+        <w:rPr>
+          <w:rFonts w:ascii="Arial" w:hAnsi="Arial" w:cs="Arial"/>
+          <w:b w:val="0"/>
+          <w:i w:val="0"/>
+          <w:sz w:val="22"/>
+        </w:rPr>
+        <w:t xml:space="preserve"> Hubungan ini dirangkum dalam Persamaan (1).</w:t>
+      </w:r>
     </w:p>
     <w:p>
       <w:pPr>
@@ -2855,6 +2986,16 @@
           <w:sz w:val="22"/>
         </w:rPr>
         <w:t>mẍ + cẋ + kx = F₀ sin(ωt)</w:t>
+      </w:r>
+      <w:r>
+        <w:rPr>
+          <w:rFonts w:ascii="Arial" w:hAnsi="Arial" w:cs="Arial"/>
+          <w:b/>
+          <w:i/>
+          <w:color w:val="305496"/>
+          <w:sz w:val="22"/>
+        </w:rPr>
+        <w:t xml:space="preserve">   (1)</w:t>
       </w:r>
     </w:p>
     <w:p>
@@ -3370,7 +3511,63 @@
           <w:i w:val="0"/>
           <w:sz w:val="22"/>
         </w:rPr>
-        <w:t>Sebagai contoh konkret, tinjau sistem referensi dengan m = 5 kg, k = 2000 N/m, c = 40 Ns/m, dan F₀ = 100 N (parameter yang dipakai konsisten pada seluruh implementasi Python pertemuan ini). Frekuensi natural ωn = √(k/m) = √(2000/5) = 20 rad/s. Redaman kritis c_c = 2√(km) = 2√(2000·5) = 200 Ns/m, sehingga rasio redaman ζ = c/c_c = 40/200 = 0,2. Defleksi statik Xst = F₀/k = 100/2000 = 0,05 m. Nilai-nilai inilah yang dipakai ulang pada seluruh Cell implementasi Python (Bagian 08).</w:t>
+        <w:t xml:space="preserve">Sebagai contoh konkret, tinjau sistem referensi dengan m = 5 kg, k = 2000 N/m, c = 40 Ns/m, dan F₀ = 100 N (parameter yang dipakai konsisten pada seluruh implementasi Python pertemuan ini). Frekuensi natural ωn = √(k/m) = √(2000/5) = 20 rad/s. Redaman kritis </w:t>
+      </w:r>
+      <w:r>
+        <w:rPr>
+          <w:rFonts w:ascii="Arial" w:hAnsi="Arial" w:cs="Arial"/>
+          <w:b w:val="0"/>
+          <w:i w:val="0"/>
+          <w:sz w:val="22"/>
+        </w:rPr>
+        <w:t xml:space="preserve">c</w:t>
+      </w:r>
+      <w:r>
+        <w:rPr>
+          <w:rFonts w:ascii="Arial" w:hAnsi="Arial" w:cs="Arial"/>
+          <w:b w:val="0"/>
+          <w:i w:val="0"/>
+          <w:sz w:val="22"/>
+          <w:vertAlign w:val="subscript"/>
+        </w:rPr>
+        <w:t xml:space="preserve">c</w:t>
+      </w:r>
+      <w:r>
+        <w:rPr>
+          <w:rFonts w:ascii="Arial" w:hAnsi="Arial" w:cs="Arial"/>
+          <w:b w:val="0"/>
+          <w:i w:val="0"/>
+          <w:sz w:val="22"/>
+        </w:rPr>
+        <w:t xml:space="preserve"> = 2√(km) = 2√(2000·5) = 200 Ns/m, sehingga rasio redaman ζ = c/</w:t>
+      </w:r>
+      <w:r>
+        <w:rPr>
+          <w:rFonts w:ascii="Arial" w:hAnsi="Arial" w:cs="Arial"/>
+          <w:b w:val="0"/>
+          <w:i w:val="0"/>
+          <w:sz w:val="22"/>
+        </w:rPr>
+        <w:t xml:space="preserve">c</w:t>
+      </w:r>
+      <w:r>
+        <w:rPr>
+          <w:rFonts w:ascii="Arial" w:hAnsi="Arial" w:cs="Arial"/>
+          <w:b w:val="0"/>
+          <w:i w:val="0"/>
+          <w:sz w:val="22"/>
+          <w:vertAlign w:val="subscript"/>
+        </w:rPr>
+        <w:t xml:space="preserve">c</w:t>
+      </w:r>
+      <w:r>
+        <w:rPr>
+          <w:rFonts w:ascii="Arial" w:hAnsi="Arial" w:cs="Arial"/>
+          <w:b w:val="0"/>
+          <w:i w:val="0"/>
+          <w:sz w:val="22"/>
+        </w:rPr>
+        <w:t xml:space="preserve"> = 40/200 = 0,2. Defleksi statik Xst = F₀/k = 100/2000 = 0,05 m. Nilai-nilai inilah yang dipakai ulang pada seluruh Cell implementasi Python (Bagian 08).</w:t>
       </w:r>
     </w:p>
     <w:p>
@@ -3448,7 +3645,69 @@
           <w:color w:val="305496"/>
           <w:sz w:val="22"/>
         </w:rPr>
-        <w:t>x(t) = x_transien(t) + x_steady(t)</w:t>
+        <w:t xml:space="preserve">x(t) = </w:t>
+      </w:r>
+      <w:r>
+        <w:rPr>
+          <w:rFonts w:ascii="Arial" w:hAnsi="Arial" w:cs="Arial"/>
+          <w:b/>
+          <w:i/>
+          <w:color w:val="305496"/>
+          <w:sz w:val="22"/>
+        </w:rPr>
+        <w:t xml:space="preserve">x</w:t>
+      </w:r>
+      <w:r>
+        <w:rPr>
+          <w:rFonts w:ascii="Arial" w:hAnsi="Arial" w:cs="Arial"/>
+          <w:b/>
+          <w:i/>
+          <w:color w:val="305496"/>
+          <w:sz w:val="22"/>
+          <w:vertAlign w:val="subscript"/>
+        </w:rPr>
+        <w:t xml:space="preserve">transien</w:t>
+      </w:r>
+      <w:r>
+        <w:rPr>
+          <w:rFonts w:ascii="Arial" w:hAnsi="Arial" w:cs="Arial"/>
+          <w:b/>
+          <w:i/>
+          <w:color w:val="305496"/>
+          <w:sz w:val="22"/>
+        </w:rPr>
+        <w:t xml:space="preserve">(t) + </w:t>
+      </w:r>
+      <w:r>
+        <w:rPr>
+          <w:rFonts w:ascii="Arial" w:hAnsi="Arial" w:cs="Arial"/>
+          <w:b/>
+          <w:i/>
+          <w:color w:val="305496"/>
+          <w:sz w:val="22"/>
+        </w:rPr>
+        <w:t xml:space="preserve">x</w:t>
+      </w:r>
+      <w:r>
+        <w:rPr>
+          <w:rFonts w:ascii="Arial" w:hAnsi="Arial" w:cs="Arial"/>
+          <w:b/>
+          <w:i/>
+          <w:color w:val="305496"/>
+          <w:sz w:val="22"/>
+          <w:vertAlign w:val="subscript"/>
+        </w:rPr>
+        <w:t xml:space="preserve">steady</w:t>
+      </w:r>
+      <w:r>
+        <w:rPr>
+          <w:rFonts w:ascii="Arial" w:hAnsi="Arial" w:cs="Arial"/>
+          <w:b/>
+          <w:i/>
+          <w:color w:val="305496"/>
+          <w:sz w:val="22"/>
+        </w:rPr>
+        <w:t xml:space="preserve">(t)</w:t>
       </w:r>
     </w:p>
     <w:p>
@@ -3472,7 +3731,63 @@
           <w:i w:val="0"/>
           <w:sz w:val="22"/>
         </w:rPr>
-        <w:t>Bagian transien adalah solusi homogen persamaan, sama persis dengan respons getaran bebas teredam yang dibahas pada Pertemuan 3. Bagian ini bergantung pada kondisi awal (x0, ẋ0) dan meluruh dengan laju e^(−ζωnt). Pada sistem teredam, bagian ini menghilang setelah beberapa siklus, sehingga sering diabaikan pada analisis jangka panjang, namun sangat penting justru di awal gerakan.</w:t>
+        <w:t xml:space="preserve">Bagian transien adalah solusi homogen persamaan, sama persis dengan respons getaran bebas teredam yang dibahas pada Pertemuan 3. Bagian ini bergantung pada kondisi awal (</w:t>
+      </w:r>
+      <w:r>
+        <w:rPr>
+          <w:rFonts w:ascii="Arial" w:hAnsi="Arial" w:cs="Arial"/>
+          <w:b w:val="0"/>
+          <w:i w:val="0"/>
+          <w:sz w:val="22"/>
+        </w:rPr>
+        <w:t xml:space="preserve">x</w:t>
+      </w:r>
+      <w:r>
+        <w:rPr>
+          <w:rFonts w:ascii="Arial" w:hAnsi="Arial" w:cs="Arial"/>
+          <w:b w:val="0"/>
+          <w:i w:val="0"/>
+          <w:sz w:val="22"/>
+          <w:vertAlign w:val="subscript"/>
+        </w:rPr>
+        <w:t xml:space="preserve">0</w:t>
+      </w:r>
+      <w:r>
+        <w:rPr>
+          <w:rFonts w:ascii="Arial" w:hAnsi="Arial" w:cs="Arial"/>
+          <w:b w:val="0"/>
+          <w:i w:val="0"/>
+          <w:sz w:val="22"/>
+        </w:rPr>
+        <w:t xml:space="preserve">, ẋ0) dan meluruh dengan laju e</w:t>
+      </w:r>
+      <w:r>
+        <w:rPr>
+          <w:rFonts w:ascii="Arial" w:hAnsi="Arial" w:cs="Arial"/>
+          <w:b w:val="0"/>
+          <w:i w:val="0"/>
+          <w:sz w:val="22"/>
+          <w:vertAlign w:val="superscript"/>
+        </w:rPr>
+        <w:t xml:space="preserve">−ζωnt</w:t>
+      </w:r>
+      <w:r>
+        <w:rPr>
+          <w:rFonts w:ascii="Arial" w:hAnsi="Arial" w:cs="Arial"/>
+          <w:b w:val="0"/>
+          <w:i w:val="0"/>
+          <w:sz w:val="22"/>
+        </w:rPr>
+        <w:t xml:space="preserve">. Pada sistem teredam, bagian ini menghilang setelah beberapa siklus, sehingga sering diabaikan pada analisis jangka panjang, namun sangat penting justru di awal gerakan.</w:t>
+      </w:r>
+      <w:r>
+        <w:rPr>
+          <w:rFonts w:ascii="Arial" w:hAnsi="Arial" w:cs="Arial"/>
+          <w:b w:val="0"/>
+          <w:i w:val="0"/>
+          <w:sz w:val="22"/>
+        </w:rPr>
+        <w:t xml:space="preserve"> Bentuk ringkasnya dituliskan pada Persamaan (2).</w:t>
       </w:r>
     </w:p>
     <w:p>
@@ -3488,7 +3803,69 @@
           <w:color w:val="305496"/>
           <w:sz w:val="22"/>
         </w:rPr>
-        <w:t>x_tr(t) = e^(−ζωₙt) · (A cos ωd·t + B sin ωd·t)</w:t>
+        <w:t xml:space="preserve"/>
+      </w:r>
+      <w:r>
+        <w:rPr>
+          <w:rFonts w:ascii="Arial" w:hAnsi="Arial" w:cs="Arial"/>
+          <w:b/>
+          <w:i/>
+          <w:color w:val="305496"/>
+          <w:sz w:val="22"/>
+        </w:rPr>
+        <w:t xml:space="preserve">x</w:t>
+      </w:r>
+      <w:r>
+        <w:rPr>
+          <w:rFonts w:ascii="Arial" w:hAnsi="Arial" w:cs="Arial"/>
+          <w:b/>
+          <w:i/>
+          <w:color w:val="305496"/>
+          <w:sz w:val="22"/>
+          <w:vertAlign w:val="subscript"/>
+        </w:rPr>
+        <w:t xml:space="preserve">tr</w:t>
+      </w:r>
+      <w:r>
+        <w:rPr>
+          <w:rFonts w:ascii="Arial" w:hAnsi="Arial" w:cs="Arial"/>
+          <w:b/>
+          <w:i/>
+          <w:color w:val="305496"/>
+          <w:sz w:val="22"/>
+        </w:rPr>
+        <w:t xml:space="preserve">(t) = e</w:t>
+      </w:r>
+      <w:r>
+        <w:rPr>
+          <w:rFonts w:ascii="Arial" w:hAnsi="Arial" w:cs="Arial"/>
+          <w:b/>
+          <w:i/>
+          <w:color w:val="305496"/>
+          <w:sz w:val="22"/>
+          <w:vertAlign w:val="superscript"/>
+        </w:rPr>
+        <w:t xml:space="preserve">−ζωₙt</w:t>
+      </w:r>
+      <w:r>
+        <w:rPr>
+          <w:rFonts w:ascii="Arial" w:hAnsi="Arial" w:cs="Arial"/>
+          <w:b/>
+          <w:i/>
+          <w:color w:val="305496"/>
+          <w:sz w:val="22"/>
+        </w:rPr>
+        <w:t xml:space="preserve"> · (A cos ωd·t + B sin ωd·t)</w:t>
+      </w:r>
+      <w:r>
+        <w:rPr>
+          <w:rFonts w:ascii="Arial" w:hAnsi="Arial" w:cs="Arial"/>
+          <w:b/>
+          <w:i/>
+          <w:color w:val="305496"/>
+          <w:sz w:val="22"/>
+        </w:rPr>
+        <w:t xml:space="preserve">   (2)</w:t>
       </w:r>
     </w:p>
     <w:p>
@@ -3514,6 +3891,15 @@
         </w:rPr>
         <w:t>Bagian steady-state adalah solusi partikulir, yaitu respons yang terus berlangsung selama gaya eksitasi bekerja. Frekuensinya sama dengan frekuensi eksitasi ω (bukan ωn), dengan amplitudo X dan lag fase φ yang bergantung pada r dan ζ.</w:t>
       </w:r>
+      <w:r>
+        <w:rPr>
+          <w:rFonts w:ascii="Arial" w:hAnsi="Arial" w:cs="Arial"/>
+          <w:b w:val="0"/>
+          <w:i w:val="0"/>
+          <w:sz w:val="22"/>
+        </w:rPr>
+        <w:t xml:space="preserve"> Persamaan (3) memadatkan aturan tersebut.</w:t>
+      </w:r>
     </w:p>
     <w:p>
       <w:pPr>
@@ -3528,7 +3914,48 @@
           <w:color w:val="305496"/>
           <w:sz w:val="22"/>
         </w:rPr>
-        <w:t>x_ss(t) = X sin(ωt − φ),   X = (F₀/k)·DMF,   φ = arctan[2ζr / (1 − r²)]</w:t>
+        <w:t xml:space="preserve"/>
+      </w:r>
+      <w:r>
+        <w:rPr>
+          <w:rFonts w:ascii="Arial" w:hAnsi="Arial" w:cs="Arial"/>
+          <w:b/>
+          <w:i/>
+          <w:color w:val="305496"/>
+          <w:sz w:val="22"/>
+        </w:rPr>
+        <w:t xml:space="preserve">x</w:t>
+      </w:r>
+      <w:r>
+        <w:rPr>
+          <w:rFonts w:ascii="Arial" w:hAnsi="Arial" w:cs="Arial"/>
+          <w:b/>
+          <w:i/>
+          <w:color w:val="305496"/>
+          <w:sz w:val="22"/>
+          <w:vertAlign w:val="subscript"/>
+        </w:rPr>
+        <w:t xml:space="preserve">ss</w:t>
+      </w:r>
+      <w:r>
+        <w:rPr>
+          <w:rFonts w:ascii="Arial" w:hAnsi="Arial" w:cs="Arial"/>
+          <w:b/>
+          <w:i/>
+          <w:color w:val="305496"/>
+          <w:sz w:val="22"/>
+        </w:rPr>
+        <w:t xml:space="preserve">(t) = X sin(ωt − φ),   X = (F₀/k)·DMF,   φ = arctan[2ζr / (1 − r²)]</w:t>
+      </w:r>
+      <w:r>
+        <w:rPr>
+          <w:rFonts w:ascii="Arial" w:hAnsi="Arial" w:cs="Arial"/>
+          <w:b/>
+          <w:i/>
+          <w:color w:val="305496"/>
+          <w:sz w:val="22"/>
+        </w:rPr>
+        <w:t xml:space="preserve">   (3)</w:t>
       </w:r>
     </w:p>
     <w:p>
@@ -3877,7 +4304,26 @@
                 <w:i w:val="0"/>
                 <w:sz w:val="19"/>
               </w:rPr>
-              <w:t>Meluruh e^(−ζωₙt), hilang setelah beberapa siklus</w:t>
+              <w:t xml:space="preserve">Meluruh e</w:t>
+            </w:r>
+            <w:r>
+              <w:rPr>
+                <w:rFonts w:ascii="Arial" w:hAnsi="Arial" w:cs="Arial"/>
+                <w:b w:val="0"/>
+                <w:i w:val="0"/>
+                <w:sz w:val="19"/>
+                <w:vertAlign w:val="superscript"/>
+              </w:rPr>
+              <w:t xml:space="preserve">−ζωₙt</w:t>
+            </w:r>
+            <w:r>
+              <w:rPr>
+                <w:rFonts w:ascii="Arial" w:hAnsi="Arial" w:cs="Arial"/>
+                <w:b w:val="0"/>
+                <w:i w:val="0"/>
+                <w:sz w:val="19"/>
+              </w:rPr>
+              <w:t xml:space="preserve">, hilang setelah beberapa siklus</w:t>
             </w:r>
           </w:p>
         </w:tc>
@@ -4151,6 +4597,24 @@
         </w:rPr>
         <w:t>DMF adalah rasio amplitudo dinamis terhadap defleksi statik. Nilainya bergantung pada rasio frekuensi r = ω/ωₙ dan rasio redaman ζ. DMF = 1 berarti amplitudo dinamis sama dengan statik; DMF lebih besar dari 1 berarti getaran diperbesar oleh sistem dinamik.</w:t>
       </w:r>
+      <w:r>
+        <w:rPr>
+          <w:rFonts w:ascii="Arial" w:hAnsi="Arial" w:cs="Arial"/>
+          <w:b w:val="0"/>
+          <w:i w:val="0"/>
+          <w:sz w:val="22"/>
+        </w:rPr>
+        <w:t xml:space="preserve"> Rangkuman kuantitatifnya tertulis pada Persamaan (4).</w:t>
+      </w:r>
+      <w:r>
+        <w:rPr>
+          <w:rFonts w:ascii="Arial" w:hAnsi="Arial" w:cs="Arial"/>
+          <w:b w:val="0"/>
+          <w:i w:val="0"/>
+          <w:sz w:val="22"/>
+        </w:rPr>
+        <w:t xml:space="preserve"> Hubungan ini dirangkum dalam Persamaan (5).</w:t>
+      </w:r>
     </w:p>
     <w:p>
       <w:pPr>
@@ -4167,6 +4631,16 @@
         </w:rPr>
         <w:t>DMF = X / Xst = 1 / √[(1 − r²)² + (2ζr)²]</w:t>
       </w:r>
+      <w:r>
+        <w:rPr>
+          <w:rFonts w:ascii="Arial" w:hAnsi="Arial" w:cs="Arial"/>
+          <w:b/>
+          <w:i/>
+          <w:color w:val="305496"/>
+          <w:sz w:val="22"/>
+        </w:rPr>
+        <w:t xml:space="preserve">   (4)</w:t>
+      </w:r>
     </w:p>
     <w:p>
       <w:pPr>
@@ -4182,6 +4656,16 @@
           <w:sz w:val="22"/>
         </w:rPr>
         <w:t>φ = arctan[2ζr / (1 − r²)],   0° ≤ φ ≤ 180°</w:t>
+      </w:r>
+      <w:r>
+        <w:rPr>
+          <w:rFonts w:ascii="Arial" w:hAnsi="Arial" w:cs="Arial"/>
+          <w:b/>
+          <w:i/>
+          <w:color w:val="305496"/>
+          <w:sz w:val="22"/>
+        </w:rPr>
+        <w:t xml:space="preserve">   (5)</w:t>
       </w:r>
     </w:p>
     <w:p>
@@ -4277,7 +4761,35 @@
           <w:i w:val="0"/>
           <w:sz w:val="22"/>
         </w:rPr>
-        <w:t>Bagaimana engineer menentukan nilai ζ suatu sistem nyata dari hasil pengukuran, tanpa mengetahui nilai c secara langsung? Salah satu teknik eksperimental paling praktis adalah metode half-power bandwidth (metode -3 dB): dari kurva DMF hasil sweep frekuensi, ukur frekuensi resonansi puncak ωr dan dua frekuensi ω1, ω2 di kiri-kanan puncak, di mana DMF turun menjadi DMF_puncak/√2 (setara penurunan daya menjadi setengahnya). Rasio redaman kemudian diestimasi dari ζ ≈ (ω2 − ω1)/(2ωr), sebuah pendekatan yang berlaku akurat untuk sistem dengan redaman ringan hingga sedang (ζ kurang dari sekitar 0,1-0,2). Teknik ini banyak dipakai pada uji modal (modal testing) dengan impact hammer dan accelerometer, karena tidak memerlukan pengukuran langsung terhadap koefisien redaman fisik c yang seringkali sulit diukur secara terpisah dari kekakuan dan massa sistem. Sebaliknya, jika ζ sudah diketahui dari spesifikasi material atau isolator (misalnya dari datasheet karet mounting), posisi puncak DMF dapat diprediksi langsung memakai r = √(1−2ζ²) tanpa perlu pengujian sweep frekuensi penuh, mempercepat proses desain awal sebelum verifikasi eksperimental dilakukan.</w:t>
+        <w:t xml:space="preserve">Bagaimana engineer menentukan nilai ζ suatu sistem nyata dari hasil pengukuran, tanpa mengetahui nilai c secara langsung? Salah satu teknik eksperimental paling praktis adalah metode half-power bandwidth (metode -3 dB): dari kurva DMF hasil sweep frekuensi, ukur frekuensi resonansi puncak ωr dan dua frekuensi ω1, ω2 di kiri-kanan puncak, di mana DMF turun menjadi </w:t>
+      </w:r>
+      <w:r>
+        <w:rPr>
+          <w:rFonts w:ascii="Arial" w:hAnsi="Arial" w:cs="Arial"/>
+          <w:b w:val="0"/>
+          <w:i w:val="0"/>
+          <w:sz w:val="22"/>
+        </w:rPr>
+        <w:t xml:space="preserve">DMF</w:t>
+      </w:r>
+      <w:r>
+        <w:rPr>
+          <w:rFonts w:ascii="Arial" w:hAnsi="Arial" w:cs="Arial"/>
+          <w:b w:val="0"/>
+          <w:i w:val="0"/>
+          <w:sz w:val="22"/>
+          <w:vertAlign w:val="subscript"/>
+        </w:rPr>
+        <w:t xml:space="preserve">puncak</w:t>
+      </w:r>
+      <w:r>
+        <w:rPr>
+          <w:rFonts w:ascii="Arial" w:hAnsi="Arial" w:cs="Arial"/>
+          <w:b w:val="0"/>
+          <w:i w:val="0"/>
+          <w:sz w:val="22"/>
+        </w:rPr>
+        <w:t xml:space="preserve">/√2 (setara penurunan daya menjadi setengahnya). Rasio redaman kemudian diestimasi dari ζ ≈ (ω2 − ω1)/(2ωr), sebuah pendekatan yang berlaku akurat untuk sistem dengan redaman ringan hingga sedang (ζ kurang dari sekitar 0,1-0,2). Teknik ini banyak dipakai pada uji modal (modal testing) dengan impact hammer dan accelerometer, karena tidak memerlukan pengukuran langsung terhadap koefisien redaman fisik c yang seringkali sulit diukur secara terpisah dari kekakuan dan massa sistem. Sebaliknya, jika ζ sudah diketahui dari spesifikasi material atau isolator (misalnya dari datasheet karet mounting), posisi puncak DMF dapat diprediksi langsung memakai r = √(1−2ζ²) tanpa perlu pengujian sweep frekuensi penuh, mempercepat proses desain awal sebelum verifikasi eksperimental dilakukan.</w:t>
       </w:r>
     </w:p>
     <w:p>
@@ -5233,7 +5745,38 @@
           <w:color w:val="444444"/>
           <w:sz w:val="20"/>
         </w:rPr>
-        <w:t>Gambar 5. Gaya eksitasi F(t)/F0 versus respons steady-state x(t)/Xst pada r=0,9 dan ζ=0,2, memperlihatkan pergeseran fase φ.</w:t>
+        <w:t xml:space="preserve">Gambar 5. Gaya eksitasi F(t)/</w:t>
+      </w:r>
+      <w:r>
+        <w:rPr>
+          <w:rFonts w:ascii="Arial" w:hAnsi="Arial" w:cs="Arial"/>
+          <w:b w:val="0"/>
+          <w:i/>
+          <w:color w:val="444444"/>
+          <w:sz w:val="20"/>
+        </w:rPr>
+        <w:t xml:space="preserve">F</w:t>
+      </w:r>
+      <w:r>
+        <w:rPr>
+          <w:rFonts w:ascii="Arial" w:hAnsi="Arial" w:cs="Arial"/>
+          <w:b w:val="0"/>
+          <w:i/>
+          <w:color w:val="444444"/>
+          <w:sz w:val="20"/>
+          <w:vertAlign w:val="subscript"/>
+        </w:rPr>
+        <w:t xml:space="preserve">0</w:t>
+      </w:r>
+      <w:r>
+        <w:rPr>
+          <w:rFonts w:ascii="Arial" w:hAnsi="Arial" w:cs="Arial"/>
+          <w:b w:val="0"/>
+          <w:i/>
+          <w:color w:val="444444"/>
+          <w:sz w:val="20"/>
+        </w:rPr>
+        <w:t xml:space="preserve"> versus respons steady-state x(t)/Xst pada r=0,9 dan ζ=0,2, memperlihatkan pergeseran fase φ.</w:t>
       </w:r>
     </w:p>
     <w:p>
@@ -5409,7 +5952,35 @@
           <w:i w:val="0"/>
           <w:sz w:val="22"/>
         </w:rPr>
-        <w:t>meningkatkan ζ mengurangi DMF puncak, DMF_max = 1/(2ζ). Namun redaman tidak mengubah posisi resonansi (r=1), hanya memperhalus puncaknya. Strategi ini efektif untuk mesin yang harus melewati resonansi saat start atau stop.</w:t>
+        <w:t xml:space="preserve">meningkatkan ζ mengurangi DMF puncak, </w:t>
+      </w:r>
+      <w:r>
+        <w:rPr>
+          <w:rFonts w:ascii="Arial" w:hAnsi="Arial" w:cs="Arial"/>
+          <w:b w:val="0"/>
+          <w:i w:val="0"/>
+          <w:sz w:val="22"/>
+        </w:rPr>
+        <w:t xml:space="preserve">DMF</w:t>
+      </w:r>
+      <w:r>
+        <w:rPr>
+          <w:rFonts w:ascii="Arial" w:hAnsi="Arial" w:cs="Arial"/>
+          <w:b w:val="0"/>
+          <w:i w:val="0"/>
+          <w:sz w:val="22"/>
+          <w:vertAlign w:val="subscript"/>
+        </w:rPr>
+        <w:t xml:space="preserve">max</w:t>
+      </w:r>
+      <w:r>
+        <w:rPr>
+          <w:rFonts w:ascii="Arial" w:hAnsi="Arial" w:cs="Arial"/>
+          <w:b w:val="0"/>
+          <w:i w:val="0"/>
+          <w:sz w:val="22"/>
+        </w:rPr>
+        <w:t xml:space="preserve"> = 1/(2ζ). Namun redaman tidak mengubah posisi resonansi (r=1), hanya memperhalus puncaknya. Strategi ini efektif untuk mesin yang harus melewati resonansi saat start atau stop.</w:t>
       </w:r>
     </w:p>
     <w:p>
@@ -5530,6 +6101,15 @@
         </w:rPr>
         <w:t>Transmissibility (Tᵣ) mengukur rasio gaya atau perpindahan yang diteruskan ke fondasi terhadap gaya atau perpindahan eksitasi. Nilai Tᵣ kurang dari 1 berarti isolasi berhasil; nilai Tᵣ lebih dari 1 berarti isolator justru memperburuk keadaan, meneruskan getaran yang lebih besar dari yang seharusnya.</w:t>
       </w:r>
+      <w:r>
+        <w:rPr>
+          <w:rFonts w:ascii="Arial" w:hAnsi="Arial" w:cs="Arial"/>
+          <w:b w:val="0"/>
+          <w:i w:val="0"/>
+          <w:sz w:val="22"/>
+        </w:rPr>
+        <w:t xml:space="preserve"> Bentuk ringkasnya dituliskan pada Persamaan (6).</w:t>
+      </w:r>
     </w:p>
     <w:p>
       <w:pPr>
@@ -5545,6 +6125,16 @@
           <w:sz w:val="22"/>
         </w:rPr>
         <w:t>Tᵣ = √[1 + (2ζr)²] / √[(1 − r²)² + (2ζr)²]</w:t>
+      </w:r>
+      <w:r>
+        <w:rPr>
+          <w:rFonts w:ascii="Arial" w:hAnsi="Arial" w:cs="Arial"/>
+          <w:b/>
+          <w:i/>
+          <w:color w:val="305496"/>
+          <w:sz w:val="22"/>
+        </w:rPr>
+        <w:t xml:space="preserve">   (6)</w:t>
       </w:r>
     </w:p>
     <w:p>
@@ -6721,7 +7311,35 @@
           <w:i w:val="0"/>
           <w:sz w:val="22"/>
         </w:rPr>
-        <w:t>Enam analogi berikut menghubungkan konsep getaran paksa, DMF, resonansi, dan isolasi getaran dengan pengalaman sehari-hari mahasiswa, mempermudah intuisi sebelum masuk ke rumus formal. Semua analogi ini mengikuti satu persamaan yang sama, mẍ + cẋ + kx = F0 sin(ωt), hanya parameter m, c, k, dan ω yang berbeda.</w:t>
+        <w:t xml:space="preserve">Enam analogi berikut menghubungkan konsep getaran paksa, DMF, resonansi, dan isolasi getaran dengan pengalaman sehari-hari mahasiswa, mempermudah intuisi sebelum masuk ke rumus formal. Semua analogi ini mengikuti satu persamaan yang sama, mẍ + cẋ + kx = </w:t>
+      </w:r>
+      <w:r>
+        <w:rPr>
+          <w:rFonts w:ascii="Arial" w:hAnsi="Arial" w:cs="Arial"/>
+          <w:b w:val="0"/>
+          <w:i w:val="0"/>
+          <w:sz w:val="22"/>
+        </w:rPr>
+        <w:t xml:space="preserve">F</w:t>
+      </w:r>
+      <w:r>
+        <w:rPr>
+          <w:rFonts w:ascii="Arial" w:hAnsi="Arial" w:cs="Arial"/>
+          <w:b w:val="0"/>
+          <w:i w:val="0"/>
+          <w:sz w:val="22"/>
+          <w:vertAlign w:val="subscript"/>
+        </w:rPr>
+        <w:t xml:space="preserve">0</w:t>
+      </w:r>
+      <w:r>
+        <w:rPr>
+          <w:rFonts w:ascii="Arial" w:hAnsi="Arial" w:cs="Arial"/>
+          <w:b w:val="0"/>
+          <w:i w:val="0"/>
+          <w:sz w:val="22"/>
+        </w:rPr>
+        <w:t xml:space="preserve"> sin(ωt), hanya parameter m, c, k, dan ω yang berbeda.</w:t>
       </w:r>
     </w:p>
     <w:p>
@@ -6943,7 +7561,35 @@
           <w:i w:val="0"/>
           <w:sz w:val="22"/>
         </w:rPr>
-        <w:t>Kekuatan matematika getaran paksa terletak pada universalitasnya: satu persamaan mẍ + cẋ + kx = F0 sin(ωt) mendeskripsikan ayunan, gelas kristal, suspensi mobil, headphone, gedung, dan kapal sekaligus, hanya dengan mengganti nilai m, c, k, dan ω sesuai konteks fisiknya.</w:t>
+        <w:t xml:space="preserve">Kekuatan matematika getaran paksa terletak pada universalitasnya: satu persamaan mẍ + cẋ + kx = </w:t>
+      </w:r>
+      <w:r>
+        <w:rPr>
+          <w:rFonts w:ascii="Arial" w:hAnsi="Arial" w:cs="Arial"/>
+          <w:b w:val="0"/>
+          <w:i w:val="0"/>
+          <w:sz w:val="22"/>
+        </w:rPr>
+        <w:t xml:space="preserve">F</w:t>
+      </w:r>
+      <w:r>
+        <w:rPr>
+          <w:rFonts w:ascii="Arial" w:hAnsi="Arial" w:cs="Arial"/>
+          <w:b w:val="0"/>
+          <w:i w:val="0"/>
+          <w:sz w:val="22"/>
+          <w:vertAlign w:val="subscript"/>
+        </w:rPr>
+        <w:t xml:space="preserve">0</w:t>
+      </w:r>
+      <w:r>
+        <w:rPr>
+          <w:rFonts w:ascii="Arial" w:hAnsi="Arial" w:cs="Arial"/>
+          <w:b w:val="0"/>
+          <w:i w:val="0"/>
+          <w:sz w:val="22"/>
+        </w:rPr>
+        <w:t xml:space="preserve"> sin(ωt) mendeskripsikan ayunan, gelas kristal, suspensi mobil, headphone, gedung, dan kapal sekaligus, hanya dengan mengganti nilai m, c, k, dan ω sesuai konteks fisiknya.</w:t>
       </w:r>
     </w:p>
     <w:p>
@@ -7014,7 +7660,91 @@
           <w:i w:val="0"/>
           <w:sz w:val="22"/>
         </w:rPr>
-        <w:t>Frekuensi natural sistem ωn = √(9,5×10⁷/1800) ≈ 229,73 rad/s, dengan redaman kritis c_c = 2√(km) ≈ 827287 Ns/m sehingga ζ = 41400/827287 ≈ 0,050, tergolong redaman kecil. Konversi RPM ke rad/s memakai ω = RPM/60 × 2π: untuk 1800 RPM, ω = 188,5 rad/s sehingga r_lama ≈ 0,820; untuk 2200 RPM, ω = 230,4 rad/s sehingga r_baru ≈ 1,003, yaitu tepat di titik resonansi. Inilah akar penyebab amplifikasi getaran dramatis yang dikeluhkan operator. Gambar 7 memvisualisasikan kurva DMF (frequency response function) sistem punch press dengan marker kedua kondisi operasi.</w:t>
+        <w:t xml:space="preserve">Frekuensi natural sistem ωn = √(9,5×10⁷/1800) ≈ 229,73 rad/s, dengan redaman kritis </w:t>
+      </w:r>
+      <w:r>
+        <w:rPr>
+          <w:rFonts w:ascii="Arial" w:hAnsi="Arial" w:cs="Arial"/>
+          <w:b w:val="0"/>
+          <w:i w:val="0"/>
+          <w:sz w:val="22"/>
+        </w:rPr>
+        <w:t xml:space="preserve">c</w:t>
+      </w:r>
+      <w:r>
+        <w:rPr>
+          <w:rFonts w:ascii="Arial" w:hAnsi="Arial" w:cs="Arial"/>
+          <w:b w:val="0"/>
+          <w:i w:val="0"/>
+          <w:sz w:val="22"/>
+          <w:vertAlign w:val="subscript"/>
+        </w:rPr>
+        <w:t xml:space="preserve">c</w:t>
+      </w:r>
+      <w:r>
+        <w:rPr>
+          <w:rFonts w:ascii="Arial" w:hAnsi="Arial" w:cs="Arial"/>
+          <w:b w:val="0"/>
+          <w:i w:val="0"/>
+          <w:sz w:val="22"/>
+        </w:rPr>
+        <w:t xml:space="preserve"> = 2√(km) ≈ 827287 Ns/m sehingga ζ = 41400/827287 ≈ 0,050, tergolong redaman kecil. Konversi RPM ke rad/s memakai ω = RPM/60 × 2π: untuk 1800 RPM, ω = 188,5 rad/s sehingga </w:t>
+      </w:r>
+      <w:r>
+        <w:rPr>
+          <w:rFonts w:ascii="Arial" w:hAnsi="Arial" w:cs="Arial"/>
+          <w:b w:val="0"/>
+          <w:i w:val="0"/>
+          <w:sz w:val="22"/>
+        </w:rPr>
+        <w:t xml:space="preserve">r</w:t>
+      </w:r>
+      <w:r>
+        <w:rPr>
+          <w:rFonts w:ascii="Arial" w:hAnsi="Arial" w:cs="Arial"/>
+          <w:b w:val="0"/>
+          <w:i w:val="0"/>
+          <w:sz w:val="22"/>
+          <w:vertAlign w:val="subscript"/>
+        </w:rPr>
+        <w:t xml:space="preserve">lama</w:t>
+      </w:r>
+      <w:r>
+        <w:rPr>
+          <w:rFonts w:ascii="Arial" w:hAnsi="Arial" w:cs="Arial"/>
+          <w:b w:val="0"/>
+          <w:i w:val="0"/>
+          <w:sz w:val="22"/>
+        </w:rPr>
+        <w:t xml:space="preserve"> ≈ 0,820; untuk 2200 RPM, ω = 230,4 rad/s sehingga </w:t>
+      </w:r>
+      <w:r>
+        <w:rPr>
+          <w:rFonts w:ascii="Arial" w:hAnsi="Arial" w:cs="Arial"/>
+          <w:b w:val="0"/>
+          <w:i w:val="0"/>
+          <w:sz w:val="22"/>
+        </w:rPr>
+        <w:t xml:space="preserve">r</w:t>
+      </w:r>
+      <w:r>
+        <w:rPr>
+          <w:rFonts w:ascii="Arial" w:hAnsi="Arial" w:cs="Arial"/>
+          <w:b w:val="0"/>
+          <w:i w:val="0"/>
+          <w:sz w:val="22"/>
+          <w:vertAlign w:val="subscript"/>
+        </w:rPr>
+        <w:t xml:space="preserve">baru</w:t>
+      </w:r>
+      <w:r>
+        <w:rPr>
+          <w:rFonts w:ascii="Arial" w:hAnsi="Arial" w:cs="Arial"/>
+          <w:b w:val="0"/>
+          <w:i w:val="0"/>
+          <w:sz w:val="22"/>
+        </w:rPr>
+        <w:t xml:space="preserve"> ≈ 1,003, yaitu tepat di titik resonansi. Inilah akar penyebab amplifikasi getaran dramatis yang dikeluhkan operator. Gambar 7 memvisualisasikan kurva DMF (frequency response function) sistem punch press dengan marker kedua kondisi operasi.</w:t>
       </w:r>
     </w:p>
     <w:p>
@@ -7119,7 +7849,203 @@
           <w:i w:val="0"/>
           <w:sz w:val="22"/>
         </w:rPr>
-        <w:t>Gambar 7 menegaskan secara visual mengapa perubahan RPM yang tampak kecil (dari 1800 ke 2200, kenaikan 22 persen) menghasilkan dampak getaran yang jauh lebih besar dari proporsional: kondisi lama berada pada lereng kurva DMF (r=0,820, DMF≈2,97), sedangkan kondisi baru berada tepat di puncak kurva (r≈1,003, DMF≈9,94). Rasio DMF_baru terhadap DMF_lama ≈ 3,35 kali, magnitude yang konsisten dengan klaim operator "amplitudo naik 5 kali lipat". Amplitudo dinamis X_baru = (F₀/k)·DMF_baru ≈ (4500/9,5×10⁷)·9,94 ≈ 0,471 mm, dibandingkan X_lama ≈ 0,141 mm. Gaya yang ditransmisikan ke fondasi F_T = F₀·Tᵣ juga melonjak: Tᵣ_baru ≈ 9,99 menghasilkan F_T ≈ 4500·9,99 ≈ 44,9 kN, dibandingkan F_T_lama ≈ 13,4 kN, penjelasan langsung mengapa retakan mulai muncul di lantai beton fondasi.</w:t>
+        <w:t xml:space="preserve">Gambar 7 menegaskan secara visual mengapa perubahan RPM yang tampak kecil (dari 1800 ke 2200, kenaikan 22 persen) menghasilkan dampak getaran yang jauh lebih besar dari proporsional: kondisi lama berada pada lereng kurva DMF (r=0,820, DMF≈2,97), sedangkan kondisi baru berada tepat di puncak kurva (r≈1,003, DMF≈9,94). Rasio </w:t>
+      </w:r>
+      <w:r>
+        <w:rPr>
+          <w:rFonts w:ascii="Arial" w:hAnsi="Arial" w:cs="Arial"/>
+          <w:b w:val="0"/>
+          <w:i w:val="0"/>
+          <w:sz w:val="22"/>
+        </w:rPr>
+        <w:t xml:space="preserve">DMF</w:t>
+      </w:r>
+      <w:r>
+        <w:rPr>
+          <w:rFonts w:ascii="Arial" w:hAnsi="Arial" w:cs="Arial"/>
+          <w:b w:val="0"/>
+          <w:i w:val="0"/>
+          <w:sz w:val="22"/>
+          <w:vertAlign w:val="subscript"/>
+        </w:rPr>
+        <w:t xml:space="preserve">baru</w:t>
+      </w:r>
+      <w:r>
+        <w:rPr>
+          <w:rFonts w:ascii="Arial" w:hAnsi="Arial" w:cs="Arial"/>
+          <w:b w:val="0"/>
+          <w:i w:val="0"/>
+          <w:sz w:val="22"/>
+        </w:rPr>
+        <w:t xml:space="preserve"> terhadap </w:t>
+      </w:r>
+      <w:r>
+        <w:rPr>
+          <w:rFonts w:ascii="Arial" w:hAnsi="Arial" w:cs="Arial"/>
+          <w:b w:val="0"/>
+          <w:i w:val="0"/>
+          <w:sz w:val="22"/>
+        </w:rPr>
+        <w:t xml:space="preserve">DMF</w:t>
+      </w:r>
+      <w:r>
+        <w:rPr>
+          <w:rFonts w:ascii="Arial" w:hAnsi="Arial" w:cs="Arial"/>
+          <w:b w:val="0"/>
+          <w:i w:val="0"/>
+          <w:sz w:val="22"/>
+          <w:vertAlign w:val="subscript"/>
+        </w:rPr>
+        <w:t xml:space="preserve">lama</w:t>
+      </w:r>
+      <w:r>
+        <w:rPr>
+          <w:rFonts w:ascii="Arial" w:hAnsi="Arial" w:cs="Arial"/>
+          <w:b w:val="0"/>
+          <w:i w:val="0"/>
+          <w:sz w:val="22"/>
+        </w:rPr>
+        <w:t xml:space="preserve"> ≈ 3,35 kali, magnitude yang konsisten dengan klaim operator "amplitudo naik 5 kali lipat". Amplitudo dinamis </w:t>
+      </w:r>
+      <w:r>
+        <w:rPr>
+          <w:rFonts w:ascii="Arial" w:hAnsi="Arial" w:cs="Arial"/>
+          <w:b w:val="0"/>
+          <w:i w:val="0"/>
+          <w:sz w:val="22"/>
+        </w:rPr>
+        <w:t xml:space="preserve">X</w:t>
+      </w:r>
+      <w:r>
+        <w:rPr>
+          <w:rFonts w:ascii="Arial" w:hAnsi="Arial" w:cs="Arial"/>
+          <w:b w:val="0"/>
+          <w:i w:val="0"/>
+          <w:sz w:val="22"/>
+          <w:vertAlign w:val="subscript"/>
+        </w:rPr>
+        <w:t xml:space="preserve">baru</w:t>
+      </w:r>
+      <w:r>
+        <w:rPr>
+          <w:rFonts w:ascii="Arial" w:hAnsi="Arial" w:cs="Arial"/>
+          <w:b w:val="0"/>
+          <w:i w:val="0"/>
+          <w:sz w:val="22"/>
+        </w:rPr>
+        <w:t xml:space="preserve"> = (F₀/k)·</w:t>
+      </w:r>
+      <w:r>
+        <w:rPr>
+          <w:rFonts w:ascii="Arial" w:hAnsi="Arial" w:cs="Arial"/>
+          <w:b w:val="0"/>
+          <w:i w:val="0"/>
+          <w:sz w:val="22"/>
+        </w:rPr>
+        <w:t xml:space="preserve">DMF</w:t>
+      </w:r>
+      <w:r>
+        <w:rPr>
+          <w:rFonts w:ascii="Arial" w:hAnsi="Arial" w:cs="Arial"/>
+          <w:b w:val="0"/>
+          <w:i w:val="0"/>
+          <w:sz w:val="22"/>
+          <w:vertAlign w:val="subscript"/>
+        </w:rPr>
+        <w:t xml:space="preserve">baru</w:t>
+      </w:r>
+      <w:r>
+        <w:rPr>
+          <w:rFonts w:ascii="Arial" w:hAnsi="Arial" w:cs="Arial"/>
+          <w:b w:val="0"/>
+          <w:i w:val="0"/>
+          <w:sz w:val="22"/>
+        </w:rPr>
+        <w:t xml:space="preserve"> ≈ (4500/9,5×10⁷)·9,94 ≈ 0,471 mm, dibandingkan </w:t>
+      </w:r>
+      <w:r>
+        <w:rPr>
+          <w:rFonts w:ascii="Arial" w:hAnsi="Arial" w:cs="Arial"/>
+          <w:b w:val="0"/>
+          <w:i w:val="0"/>
+          <w:sz w:val="22"/>
+        </w:rPr>
+        <w:t xml:space="preserve">X</w:t>
+      </w:r>
+      <w:r>
+        <w:rPr>
+          <w:rFonts w:ascii="Arial" w:hAnsi="Arial" w:cs="Arial"/>
+          <w:b w:val="0"/>
+          <w:i w:val="0"/>
+          <w:sz w:val="22"/>
+          <w:vertAlign w:val="subscript"/>
+        </w:rPr>
+        <w:t xml:space="preserve">lama</w:t>
+      </w:r>
+      <w:r>
+        <w:rPr>
+          <w:rFonts w:ascii="Arial" w:hAnsi="Arial" w:cs="Arial"/>
+          <w:b w:val="0"/>
+          <w:i w:val="0"/>
+          <w:sz w:val="22"/>
+        </w:rPr>
+        <w:t xml:space="preserve"> ≈ 0,141 mm. Gaya yang ditransmisikan ke fondasi </w:t>
+      </w:r>
+      <w:r>
+        <w:rPr>
+          <w:rFonts w:ascii="Arial" w:hAnsi="Arial" w:cs="Arial"/>
+          <w:b w:val="0"/>
+          <w:i w:val="0"/>
+          <w:sz w:val="22"/>
+        </w:rPr>
+        <w:t xml:space="preserve">F</w:t>
+      </w:r>
+      <w:r>
+        <w:rPr>
+          <w:rFonts w:ascii="Arial" w:hAnsi="Arial" w:cs="Arial"/>
+          <w:b w:val="0"/>
+          <w:i w:val="0"/>
+          <w:sz w:val="22"/>
+          <w:vertAlign w:val="subscript"/>
+        </w:rPr>
+        <w:t xml:space="preserve">T</w:t>
+      </w:r>
+      <w:r>
+        <w:rPr>
+          <w:rFonts w:ascii="Arial" w:hAnsi="Arial" w:cs="Arial"/>
+          <w:b w:val="0"/>
+          <w:i w:val="0"/>
+          <w:sz w:val="22"/>
+        </w:rPr>
+        <w:t xml:space="preserve"> = F₀·Tᵣ juga melonjak: Tᵣ_baru ≈ 9,99 menghasilkan </w:t>
+      </w:r>
+      <w:r>
+        <w:rPr>
+          <w:rFonts w:ascii="Arial" w:hAnsi="Arial" w:cs="Arial"/>
+          <w:b w:val="0"/>
+          <w:i w:val="0"/>
+          <w:sz w:val="22"/>
+        </w:rPr>
+        <w:t xml:space="preserve">F</w:t>
+      </w:r>
+      <w:r>
+        <w:rPr>
+          <w:rFonts w:ascii="Arial" w:hAnsi="Arial" w:cs="Arial"/>
+          <w:b w:val="0"/>
+          <w:i w:val="0"/>
+          <w:sz w:val="22"/>
+          <w:vertAlign w:val="subscript"/>
+        </w:rPr>
+        <w:t xml:space="preserve">T</w:t>
+      </w:r>
+      <w:r>
+        <w:rPr>
+          <w:rFonts w:ascii="Arial" w:hAnsi="Arial" w:cs="Arial"/>
+          <w:b w:val="0"/>
+          <w:i w:val="0"/>
+          <w:sz w:val="22"/>
+        </w:rPr>
+        <w:t xml:space="preserve"> ≈ 4500·9,99 ≈ 44,9 kN, dibandingkan F_T_lama ≈ 13,4 kN, penjelasan langsung mengapa retakan mulai muncul di lantai beton fondasi.</w:t>
       </w:r>
     </w:p>
     <w:p>
@@ -7861,7 +8787,38 @@
           <w:color w:val="444444"/>
           <w:sz w:val="20"/>
         </w:rPr>
-        <w:t xml:space="preserve">Gambar 8. Potongan Cell 1: perhitungan parameter dinamik (ωn, ζ, r, DMF, X) dari m, k, c, F0 menggunakan NumPy.</w:t>
+        <w:t xml:space="preserve">Gambar 8. Potongan Cell 1: perhitungan parameter dinamik (ωn, ζ, r, DMF, X) dari m, k, c, </w:t>
+      </w:r>
+      <w:r>
+        <w:rPr>
+          <w:rFonts w:ascii="Arial" w:hAnsi="Arial" w:cs="Arial"/>
+          <w:b w:val="0"/>
+          <w:i/>
+          <w:color w:val="444444"/>
+          <w:sz w:val="20"/>
+        </w:rPr>
+        <w:t xml:space="preserve">F</w:t>
+      </w:r>
+      <w:r>
+        <w:rPr>
+          <w:rFonts w:ascii="Arial" w:hAnsi="Arial" w:cs="Arial"/>
+          <w:b w:val="0"/>
+          <w:i/>
+          <w:color w:val="444444"/>
+          <w:sz w:val="20"/>
+          <w:vertAlign w:val="subscript"/>
+        </w:rPr>
+        <w:t xml:space="preserve">0</w:t>
+      </w:r>
+      <w:r>
+        <w:rPr>
+          <w:rFonts w:ascii="Arial" w:hAnsi="Arial" w:cs="Arial"/>
+          <w:b w:val="0"/>
+          <w:i/>
+          <w:color w:val="444444"/>
+          <w:sz w:val="20"/>
+        </w:rPr>
+        <w:t xml:space="preserve"> menggunakan NumPy.</w:t>
       </w:r>
     </w:p>
     <w:p>
@@ -8320,7 +9277,35 @@
           <w:i w:val="0"/>
           <w:sz w:val="22"/>
         </w:rPr>
-        <w:t>Pada gaya eksitasi F(t) = F0 sin(ωt), parameter ω menyatakan...</w:t>
+        <w:t xml:space="preserve">Pada gaya eksitasi F(t) = </w:t>
+      </w:r>
+      <w:r>
+        <w:rPr>
+          <w:rFonts w:ascii="Arial" w:hAnsi="Arial" w:cs="Arial"/>
+          <w:b w:val="0"/>
+          <w:i w:val="0"/>
+          <w:sz w:val="22"/>
+        </w:rPr>
+        <w:t xml:space="preserve">F</w:t>
+      </w:r>
+      <w:r>
+        <w:rPr>
+          <w:rFonts w:ascii="Arial" w:hAnsi="Arial" w:cs="Arial"/>
+          <w:b w:val="0"/>
+          <w:i w:val="0"/>
+          <w:sz w:val="22"/>
+          <w:vertAlign w:val="subscript"/>
+        </w:rPr>
+        <w:t xml:space="preserve">0</w:t>
+      </w:r>
+      <w:r>
+        <w:rPr>
+          <w:rFonts w:ascii="Arial" w:hAnsi="Arial" w:cs="Arial"/>
+          <w:b w:val="0"/>
+          <w:i w:val="0"/>
+          <w:sz w:val="22"/>
+        </w:rPr>
+        <w:t xml:space="preserve"> sin(ωt), parameter ω menyatakan...</w:t>
       </w:r>
     </w:p>
     <w:p>
@@ -8488,7 +9473,35 @@
           <w:i w:val="0"/>
           <w:sz w:val="22"/>
         </w:rPr>
-        <w:t>Defleksi statik Xst = F0/k menyatakan...</w:t>
+        <w:t xml:space="preserve">Defleksi statik Xst = </w:t>
+      </w:r>
+      <w:r>
+        <w:rPr>
+          <w:rFonts w:ascii="Arial" w:hAnsi="Arial" w:cs="Arial"/>
+          <w:b w:val="0"/>
+          <w:i w:val="0"/>
+          <w:sz w:val="22"/>
+        </w:rPr>
+        <w:t xml:space="preserve">F</w:t>
+      </w:r>
+      <w:r>
+        <w:rPr>
+          <w:rFonts w:ascii="Arial" w:hAnsi="Arial" w:cs="Arial"/>
+          <w:b w:val="0"/>
+          <w:i w:val="0"/>
+          <w:sz w:val="22"/>
+          <w:vertAlign w:val="subscript"/>
+        </w:rPr>
+        <w:t xml:space="preserve">0</w:t>
+      </w:r>
+      <w:r>
+        <w:rPr>
+          <w:rFonts w:ascii="Arial" w:hAnsi="Arial" w:cs="Arial"/>
+          <w:b w:val="0"/>
+          <w:i w:val="0"/>
+          <w:sz w:val="22"/>
+        </w:rPr>
+        <w:t xml:space="preserve">/k menyatakan...</w:t>
       </w:r>
     </w:p>
     <w:p>
@@ -8896,7 +9909,18 @@
           <w:color w:val="333333"/>
           <w:sz w:val="21"/>
         </w:rPr>
-        <w:t>ωd (frekuensi natural teredam sistem), meluruh dengan laju e^(−ζωnt)</w:t>
+        <w:t xml:space="preserve">ωd (frekuensi natural teredam sistem), meluruh dengan laju e</w:t>
+      </w:r>
+      <w:r>
+        <w:rPr>
+          <w:rFonts w:ascii="Arial" w:hAnsi="Arial" w:cs="Arial"/>
+          <w:b w:val="0"/>
+          <w:i w:val="0"/>
+          <w:color w:val="333333"/>
+          <w:sz w:val="21"/>
+          <w:vertAlign w:val="superscript"/>
+        </w:rPr>
+        <w:t xml:space="preserve">−ζωnt</w:t>
       </w:r>
     </w:p>
     <w:p>
@@ -9028,7 +10052,38 @@
           <w:color w:val="333333"/>
           <w:sz w:val="21"/>
         </w:rPr>
-        <w:t>DMF = F0/k</w:t>
+        <w:t xml:space="preserve">DMF = </w:t>
+      </w:r>
+      <w:r>
+        <w:rPr>
+          <w:rFonts w:ascii="Arial" w:hAnsi="Arial" w:cs="Arial"/>
+          <w:b w:val="0"/>
+          <w:i w:val="0"/>
+          <w:color w:val="333333"/>
+          <w:sz w:val="21"/>
+        </w:rPr>
+        <w:t xml:space="preserve">F</w:t>
+      </w:r>
+      <w:r>
+        <w:rPr>
+          <w:rFonts w:ascii="Arial" w:hAnsi="Arial" w:cs="Arial"/>
+          <w:b w:val="0"/>
+          <w:i w:val="0"/>
+          <w:color w:val="333333"/>
+          <w:sz w:val="21"/>
+          <w:vertAlign w:val="subscript"/>
+        </w:rPr>
+        <w:t xml:space="preserve">0</w:t>
+      </w:r>
+      <w:r>
+        <w:rPr>
+          <w:rFonts w:ascii="Arial" w:hAnsi="Arial" w:cs="Arial"/>
+          <w:b w:val="0"/>
+          <w:i w:val="0"/>
+          <w:color w:val="333333"/>
+          <w:sz w:val="21"/>
+        </w:rPr>
+        <w:t xml:space="preserve">/k</w:t>
       </w:r>
     </w:p>
     <w:p>
@@ -9839,7 +10894,35 @@
           <w:i w:val="0"/>
           <w:sz w:val="22"/>
         </w:rPr>
-        <w:t>Parameter referensi (dipakai C1-C10, definisikan sekali di Jupyter):</w:t>
+        <w:t xml:space="preserve">Parameter referensi (dipakai </w:t>
+      </w:r>
+      <w:r>
+        <w:rPr>
+          <w:rFonts w:ascii="Arial" w:hAnsi="Arial" w:cs="Arial"/>
+          <w:b w:val="0"/>
+          <w:i w:val="0"/>
+          <w:sz w:val="22"/>
+        </w:rPr>
+        <w:t xml:space="preserve">C</w:t>
+      </w:r>
+      <w:r>
+        <w:rPr>
+          <w:rFonts w:ascii="Arial" w:hAnsi="Arial" w:cs="Arial"/>
+          <w:b w:val="0"/>
+          <w:i w:val="0"/>
+          <w:sz w:val="22"/>
+          <w:vertAlign w:val="subscript"/>
+        </w:rPr>
+        <w:t xml:space="preserve">1</w:t>
+      </w:r>
+      <w:r>
+        <w:rPr>
+          <w:rFonts w:ascii="Arial" w:hAnsi="Arial" w:cs="Arial"/>
+          <w:b w:val="0"/>
+          <w:i w:val="0"/>
+          <w:sz w:val="22"/>
+        </w:rPr>
+        <w:t xml:space="preserve">-C10, definisikan sekali di Jupyter):</w:t>
       </w:r>
     </w:p>
     <w:p>
@@ -9871,7 +10954,35 @@
           <w:i w:val="0"/>
           <w:sz w:val="17"/>
         </w:rPr>
-        <w:t>m, k, c, F0 = 5, 2000, 40, 100   # massa (kg), kekakuan (N/m), redaman (Ns/m), gaya (N)</w:t>
+        <w:t xml:space="preserve">m, k, c, </w:t>
+      </w:r>
+      <w:r>
+        <w:rPr>
+          <w:rFonts w:ascii="Consolas" w:hAnsi="Consolas" w:cs="Consolas"/>
+          <w:b w:val="0"/>
+          <w:i w:val="0"/>
+          <w:sz w:val="17"/>
+        </w:rPr>
+        <w:t xml:space="preserve">F</w:t>
+      </w:r>
+      <w:r>
+        <w:rPr>
+          <w:rFonts w:ascii="Consolas" w:hAnsi="Consolas" w:cs="Consolas"/>
+          <w:b w:val="0"/>
+          <w:i w:val="0"/>
+          <w:sz w:val="17"/>
+          <w:vertAlign w:val="subscript"/>
+        </w:rPr>
+        <w:t xml:space="preserve">0</w:t>
+      </w:r>
+      <w:r>
+        <w:rPr>
+          <w:rFonts w:ascii="Consolas" w:hAnsi="Consolas" w:cs="Consolas"/>
+          <w:b w:val="0"/>
+          <w:i w:val="0"/>
+          <w:sz w:val="17"/>
+        </w:rPr>
+        <w:t xml:space="preserve"> = 5, 2000, 40, 100   # massa (kg), kekakuan (N/m), redaman (Ns/m), gaya (N)</w:t>
       </w:r>
     </w:p>
     <w:p>
@@ -9955,7 +11066,35 @@
           <w:i w:val="0"/>
           <w:sz w:val="22"/>
         </w:rPr>
-        <w:t>Hitung redaman kritis c_c dan rasio redaman ζ untuk c=40 (dari parameter referensi). Cetak keduanya.</w:t>
+        <w:t xml:space="preserve">Hitung redaman kritis </w:t>
+      </w:r>
+      <w:r>
+        <w:rPr>
+          <w:rFonts w:ascii="Arial" w:hAnsi="Arial" w:cs="Arial"/>
+          <w:b w:val="0"/>
+          <w:i w:val="0"/>
+          <w:sz w:val="22"/>
+        </w:rPr>
+        <w:t xml:space="preserve">c</w:t>
+      </w:r>
+      <w:r>
+        <w:rPr>
+          <w:rFonts w:ascii="Arial" w:hAnsi="Arial" w:cs="Arial"/>
+          <w:b w:val="0"/>
+          <w:i w:val="0"/>
+          <w:sz w:val="22"/>
+          <w:vertAlign w:val="subscript"/>
+        </w:rPr>
+        <w:t xml:space="preserve">c</w:t>
+      </w:r>
+      <w:r>
+        <w:rPr>
+          <w:rFonts w:ascii="Arial" w:hAnsi="Arial" w:cs="Arial"/>
+          <w:b w:val="0"/>
+          <w:i w:val="0"/>
+          <w:sz w:val="22"/>
+        </w:rPr>
+        <w:t xml:space="preserve"> dan rasio redaman ζ untuk c=40 (dari parameter referensi). Cetak keduanya.</w:t>
       </w:r>
     </w:p>
     <w:p>
@@ -9991,7 +11130,7 @@
           <w:color w:val="333333"/>
           <w:sz w:val="21"/>
         </w:rPr>
-        <w:t>c_c = 2*np.sqrt(k*m), lalu zeta = c/c_c.</w:t>
+        <w:t xml:space="preserve">c_c = 2·np.sqrt(k*m), lalu ζ = c/c_c.</w:t>
       </w:r>
     </w:p>
     <w:p>
@@ -10051,7 +11190,7 @@
           <w:color w:val="333333"/>
           <w:sz w:val="21"/>
         </w:rPr>
-        <w:t>r = omega/omega_n, lalu DMF = 1/np.sqrt((1-r**2)**2 + (2*zeta*r)**2).</w:t>
+        <w:t xml:space="preserve">r = ω/omega_n, lalu DMF = 1/np.sqrt((1-r**2)**2 + (2*zeta*r)**2).</w:t>
       </w:r>
     </w:p>
     <w:p>
@@ -10075,7 +11214,35 @@
           <w:i w:val="0"/>
           <w:sz w:val="22"/>
         </w:rPr>
-        <w:t>Hitung defleksi statik Xst dan amplitudo dinamis X untuk ω=18 rad/s (gunakan DMF dari C3). Cetak keduanya.</w:t>
+        <w:t xml:space="preserve">Hitung defleksi statik Xst dan amplitudo dinamis X untuk ω=18 rad/s (gunakan DMF dari </w:t>
+      </w:r>
+      <w:r>
+        <w:rPr>
+          <w:rFonts w:ascii="Arial" w:hAnsi="Arial" w:cs="Arial"/>
+          <w:b w:val="0"/>
+          <w:i w:val="0"/>
+          <w:sz w:val="22"/>
+        </w:rPr>
+        <w:t xml:space="preserve">C</w:t>
+      </w:r>
+      <w:r>
+        <w:rPr>
+          <w:rFonts w:ascii="Arial" w:hAnsi="Arial" w:cs="Arial"/>
+          <w:b w:val="0"/>
+          <w:i w:val="0"/>
+          <w:sz w:val="22"/>
+          <w:vertAlign w:val="subscript"/>
+        </w:rPr>
+        <w:t xml:space="preserve">3</w:t>
+      </w:r>
+      <w:r>
+        <w:rPr>
+          <w:rFonts w:ascii="Arial" w:hAnsi="Arial" w:cs="Arial"/>
+          <w:b w:val="0"/>
+          <w:i w:val="0"/>
+          <w:sz w:val="22"/>
+        </w:rPr>
+        <w:t xml:space="preserve">). Cetak keduanya.</w:t>
       </w:r>
     </w:p>
     <w:p>
@@ -10111,7 +11278,38 @@
           <w:color w:val="333333"/>
           <w:sz w:val="21"/>
         </w:rPr>
-        <w:t>Xst = F0/k, lalu X = Xst * DMF dengan DMF dari perhitungan sebelumnya.</w:t>
+        <w:t xml:space="preserve">Xst = </w:t>
+      </w:r>
+      <w:r>
+        <w:rPr>
+          <w:rFonts w:ascii="Arial" w:hAnsi="Arial" w:cs="Arial"/>
+          <w:b w:val="0"/>
+          <w:i w:val="0"/>
+          <w:color w:val="333333"/>
+          <w:sz w:val="21"/>
+        </w:rPr>
+        <w:t xml:space="preserve">F</w:t>
+      </w:r>
+      <w:r>
+        <w:rPr>
+          <w:rFonts w:ascii="Arial" w:hAnsi="Arial" w:cs="Arial"/>
+          <w:b w:val="0"/>
+          <w:i w:val="0"/>
+          <w:color w:val="333333"/>
+          <w:sz w:val="21"/>
+          <w:vertAlign w:val="subscript"/>
+        </w:rPr>
+        <w:t xml:space="preserve">0</w:t>
+      </w:r>
+      <w:r>
+        <w:rPr>
+          <w:rFonts w:ascii="Arial" w:hAnsi="Arial" w:cs="Arial"/>
+          <w:b w:val="0"/>
+          <w:i w:val="0"/>
+          <w:color w:val="333333"/>
+          <w:sz w:val="21"/>
+        </w:rPr>
+        <w:t xml:space="preserve">/k, lalu X = Xst·DMF dengan DMF dari perhitungan sebelumnya.</w:t>
       </w:r>
     </w:p>
     <w:p>
@@ -10171,7 +11369,7 @@
           <w:color w:val="333333"/>
           <w:sz w:val="21"/>
         </w:rPr>
-        <w:t>phi = np.degrees(np.arctan2(2*zeta*r, 1-r**2)) dengan r=0.9 dan zeta=0.2.</w:t>
+        <w:t xml:space="preserve">φ = np.degrees(np.arctan2(2*zeta*r, 1-r**2)) dengan r=0.9 dan ζ=0.2.</w:t>
       </w:r>
     </w:p>
     <w:p>
@@ -10195,7 +11393,35 @@
           <w:i w:val="0"/>
           <w:sz w:val="22"/>
         </w:rPr>
-        <w:t>Hitung DMF maksimum teoritis di resonansi (r=1) untuk ζ=0,2 memakai rumus DMF_res=1/(2ζ). Cetak nilainya.</w:t>
+        <w:t xml:space="preserve">Hitung DMF maksimum teoritis di resonansi (r=1) untuk ζ=0,2 memakai rumus </w:t>
+      </w:r>
+      <w:r>
+        <w:rPr>
+          <w:rFonts w:ascii="Arial" w:hAnsi="Arial" w:cs="Arial"/>
+          <w:b w:val="0"/>
+          <w:i w:val="0"/>
+          <w:sz w:val="22"/>
+        </w:rPr>
+        <w:t xml:space="preserve">DMF</w:t>
+      </w:r>
+      <w:r>
+        <w:rPr>
+          <w:rFonts w:ascii="Arial" w:hAnsi="Arial" w:cs="Arial"/>
+          <w:b w:val="0"/>
+          <w:i w:val="0"/>
+          <w:sz w:val="22"/>
+          <w:vertAlign w:val="subscript"/>
+        </w:rPr>
+        <w:t xml:space="preserve">res</w:t>
+      </w:r>
+      <w:r>
+        <w:rPr>
+          <w:rFonts w:ascii="Arial" w:hAnsi="Arial" w:cs="Arial"/>
+          <w:b w:val="0"/>
+          <w:i w:val="0"/>
+          <w:sz w:val="22"/>
+        </w:rPr>
+        <w:t xml:space="preserve">=1/(2ζ). Cetak nilainya.</w:t>
       </w:r>
     </w:p>
     <w:p>
@@ -10231,7 +11457,38 @@
           <w:color w:val="333333"/>
           <w:sz w:val="21"/>
         </w:rPr>
-        <w:t>DMF_res = 1/(2*zeta) dengan zeta=0.2.</w:t>
+        <w:t xml:space="preserve"/>
+      </w:r>
+      <w:r>
+        <w:rPr>
+          <w:rFonts w:ascii="Arial" w:hAnsi="Arial" w:cs="Arial"/>
+          <w:b w:val="0"/>
+          <w:i w:val="0"/>
+          <w:color w:val="333333"/>
+          <w:sz w:val="21"/>
+        </w:rPr>
+        <w:t xml:space="preserve">DMF</w:t>
+      </w:r>
+      <w:r>
+        <w:rPr>
+          <w:rFonts w:ascii="Arial" w:hAnsi="Arial" w:cs="Arial"/>
+          <w:b w:val="0"/>
+          <w:i w:val="0"/>
+          <w:color w:val="333333"/>
+          <w:sz w:val="21"/>
+          <w:vertAlign w:val="subscript"/>
+        </w:rPr>
+        <w:t xml:space="preserve">res</w:t>
+      </w:r>
+      <w:r>
+        <w:rPr>
+          <w:rFonts w:ascii="Arial" w:hAnsi="Arial" w:cs="Arial"/>
+          <w:b w:val="0"/>
+          <w:i w:val="0"/>
+          <w:color w:val="333333"/>
+          <w:sz w:val="21"/>
+        </w:rPr>
+        <w:t xml:space="preserve"> = 1/(2·ζ) dengan ζ=0.2.</w:t>
       </w:r>
     </w:p>
     <w:p>
@@ -10351,7 +11608,7 @@
           <w:color w:val="333333"/>
           <w:sz w:val="21"/>
         </w:rPr>
-        <w:t>Hitung DMF dan Tr dengan rumus masing-masing pada r=1.4 dan zeta=0.1, lalu bandingkan dengan operator perbandingan.</w:t>
+        <w:t xml:space="preserve">Hitung DMF dan Tr dengan rumus masing-masing pada r=1.4 dan ζ=0.1, lalu bandingkan dengan operator perbandingan.</w:t>
       </w:r>
     </w:p>
     <w:p>
@@ -10471,7 +11728,38 @@
           <w:color w:val="333333"/>
           <w:sz w:val="21"/>
         </w:rPr>
-        <w:t>Gunakan rumus yang sama seperti C1 dan C2, tetapi dengan m, k, c dari sistem punch press.</w:t>
+        <w:t xml:space="preserve">Gunakan rumus yang sama seperti C1 dan </w:t>
+      </w:r>
+      <w:r>
+        <w:rPr>
+          <w:rFonts w:ascii="Arial" w:hAnsi="Arial" w:cs="Arial"/>
+          <w:b w:val="0"/>
+          <w:i w:val="0"/>
+          <w:color w:val="333333"/>
+          <w:sz w:val="21"/>
+        </w:rPr>
+        <w:t xml:space="preserve">C</w:t>
+      </w:r>
+      <w:r>
+        <w:rPr>
+          <w:rFonts w:ascii="Arial" w:hAnsi="Arial" w:cs="Arial"/>
+          <w:b w:val="0"/>
+          <w:i w:val="0"/>
+          <w:color w:val="333333"/>
+          <w:sz w:val="21"/>
+          <w:vertAlign w:val="subscript"/>
+        </w:rPr>
+        <w:t xml:space="preserve">2</w:t>
+      </w:r>
+      <w:r>
+        <w:rPr>
+          <w:rFonts w:ascii="Arial" w:hAnsi="Arial" w:cs="Arial"/>
+          <w:b w:val="0"/>
+          <w:i w:val="0"/>
+          <w:color w:val="333333"/>
+          <w:sz w:val="21"/>
+        </w:rPr>
+        <w:t xml:space="preserve">, tetapi dengan m, k, c dari sistem punch press.</w:t>
       </w:r>
     </w:p>
     <w:p>
@@ -10526,7 +11814,91 @@
           <w:i w:val="0"/>
           <w:sz w:val="22"/>
         </w:rPr>
-        <w:t>Implementasikan integrator RK4 dari awal (tanpa scipy.integrate) untuk mensimulasikan respons total getaran paksa sistem referensi (m=5, k=2000, c=40, F0=100) pada ω=18 rad/s, kondisi awal x0=0, ẋ0=0, dt=0,001, t_max=10. Cetak nilai x(t=5,0 s) dan bandingkan dengan amplitudo steady-state teoritis X.</w:t>
+        <w:t xml:space="preserve">Implementasikan integrator RK4 dari awal (tanpa scipy.integrate) untuk mensimulasikan respons total getaran paksa sistem referensi (m=5, k=2000, c=40, </w:t>
+      </w:r>
+      <w:r>
+        <w:rPr>
+          <w:rFonts w:ascii="Arial" w:hAnsi="Arial" w:cs="Arial"/>
+          <w:b w:val="0"/>
+          <w:i w:val="0"/>
+          <w:sz w:val="22"/>
+        </w:rPr>
+        <w:t xml:space="preserve">F</w:t>
+      </w:r>
+      <w:r>
+        <w:rPr>
+          <w:rFonts w:ascii="Arial" w:hAnsi="Arial" w:cs="Arial"/>
+          <w:b w:val="0"/>
+          <w:i w:val="0"/>
+          <w:sz w:val="22"/>
+          <w:vertAlign w:val="subscript"/>
+        </w:rPr>
+        <w:t xml:space="preserve">0</w:t>
+      </w:r>
+      <w:r>
+        <w:rPr>
+          <w:rFonts w:ascii="Arial" w:hAnsi="Arial" w:cs="Arial"/>
+          <w:b w:val="0"/>
+          <w:i w:val="0"/>
+          <w:sz w:val="22"/>
+        </w:rPr>
+        <w:t xml:space="preserve">=100) pada ω=18 rad/s, kondisi awal </w:t>
+      </w:r>
+      <w:r>
+        <w:rPr>
+          <w:rFonts w:ascii="Arial" w:hAnsi="Arial" w:cs="Arial"/>
+          <w:b w:val="0"/>
+          <w:i w:val="0"/>
+          <w:sz w:val="22"/>
+        </w:rPr>
+        <w:t xml:space="preserve">x</w:t>
+      </w:r>
+      <w:r>
+        <w:rPr>
+          <w:rFonts w:ascii="Arial" w:hAnsi="Arial" w:cs="Arial"/>
+          <w:b w:val="0"/>
+          <w:i w:val="0"/>
+          <w:sz w:val="22"/>
+          <w:vertAlign w:val="subscript"/>
+        </w:rPr>
+        <w:t xml:space="preserve">0</w:t>
+      </w:r>
+      <w:r>
+        <w:rPr>
+          <w:rFonts w:ascii="Arial" w:hAnsi="Arial" w:cs="Arial"/>
+          <w:b w:val="0"/>
+          <w:i w:val="0"/>
+          <w:sz w:val="22"/>
+        </w:rPr>
+        <w:t xml:space="preserve">=0, ẋ0=0, dt=0,001, </w:t>
+      </w:r>
+      <w:r>
+        <w:rPr>
+          <w:rFonts w:ascii="Arial" w:hAnsi="Arial" w:cs="Arial"/>
+          <w:b w:val="0"/>
+          <w:i w:val="0"/>
+          <w:sz w:val="22"/>
+        </w:rPr>
+        <w:t xml:space="preserve">t</w:t>
+      </w:r>
+      <w:r>
+        <w:rPr>
+          <w:rFonts w:ascii="Arial" w:hAnsi="Arial" w:cs="Arial"/>
+          <w:b w:val="0"/>
+          <w:i w:val="0"/>
+          <w:sz w:val="22"/>
+          <w:vertAlign w:val="subscript"/>
+        </w:rPr>
+        <w:t xml:space="preserve">max</w:t>
+      </w:r>
+      <w:r>
+        <w:rPr>
+          <w:rFonts w:ascii="Arial" w:hAnsi="Arial" w:cs="Arial"/>
+          <w:b w:val="0"/>
+          <w:i w:val="0"/>
+          <w:sz w:val="22"/>
+        </w:rPr>
+        <w:t xml:space="preserve">=10. Cetak nilai x(t=5,0 s) dan bandingkan dengan amplitudo steady-state teoritis X.</w:t>
       </w:r>
     </w:p>
     <w:p>
@@ -10562,7 +11934,7 @@
           <w:color w:val="333333"/>
           <w:sz w:val="21"/>
         </w:rPr>
-        <w:t>Definisikan fungsi forced_vib(t,y) dan rk4_step seperti Cell 3, loop dari t=0 sampai t_max, simpan x_history, ambil nilai pada indeks bulat(5.0/dt), lalu bandingkan dengan X = Xst*DMF.</w:t>
+        <w:t xml:space="preserve">Definisikan fungsi forced_vib(t,y) dan rk4_step seperti Cell 3, loop dari t=0 sampai t_max, simpan x_history, ambil nilai pada indeks bulat(5.0/dt), lalu bandingkan dengan X = Xst·DMF.</w:t>
       </w:r>
     </w:p>
     <w:p>
@@ -10586,7 +11958,35 @@
           <w:i w:val="0"/>
           <w:sz w:val="22"/>
         </w:rPr>
-        <w:t>Implementasikan pencarian r minimum secara umum (generalisasi Cell 4) melalui fungsi cari_r_isolasi(zeta, target_Tr) yang mengembalikan r minimum agar Tᵣ(r,ζ) &lt; target_Tr. Terapkan pada studi kasus punch press: dengan ζ=0,05 (dari C10), tentukan r minimum untuk mencapai target_Tr=0,2 (isolasi 80%), lalu hitung k_isolator baru yang dibutuhkan (m dan ω tetap sama seperti kondisi 2200 RPM) agar r tersebut tercapai.</w:t>
+        <w:t xml:space="preserve">Implementasikan pencarian r minimum secara umum (generalisasi Cell 4) melalui fungsi cari_r_isolasi(ζ, target_Tr) yang mengembalikan r minimum agar Tᵣ(r,ζ) &lt; target_Tr. Terapkan pada studi kasus punch press: dengan ζ=0,05 (dari C10), tentukan r minimum untuk mencapai target_Tr=0,2 (isolasi 80%), lalu hitung </w:t>
+      </w:r>
+      <w:r>
+        <w:rPr>
+          <w:rFonts w:ascii="Arial" w:hAnsi="Arial" w:cs="Arial"/>
+          <w:b w:val="0"/>
+          <w:i w:val="0"/>
+          <w:sz w:val="22"/>
+        </w:rPr>
+        <w:t xml:space="preserve">k</w:t>
+      </w:r>
+      <w:r>
+        <w:rPr>
+          <w:rFonts w:ascii="Arial" w:hAnsi="Arial" w:cs="Arial"/>
+          <w:b w:val="0"/>
+          <w:i w:val="0"/>
+          <w:sz w:val="22"/>
+          <w:vertAlign w:val="subscript"/>
+        </w:rPr>
+        <w:t xml:space="preserve">isolator</w:t>
+      </w:r>
+      <w:r>
+        <w:rPr>
+          <w:rFonts w:ascii="Arial" w:hAnsi="Arial" w:cs="Arial"/>
+          <w:b w:val="0"/>
+          <w:i w:val="0"/>
+          <w:sz w:val="22"/>
+        </w:rPr>
+        <w:t xml:space="preserve"> baru yang dibutuhkan (m dan ω tetap sama seperti kondisi 2200 RPM) agar r tersebut tercapai.</w:t>
       </w:r>
     </w:p>
     <w:p>
@@ -10622,7 +12022,69 @@
           <w:color w:val="333333"/>
           <w:sz w:val="21"/>
         </w:rPr>
-        <w:t>Loop r pada rentang di atas sqrt(2) dengan resolusi tinggi, hentikan saat Tr(r,zeta)&lt;target_Tr pertama kali; lalu dari r_min = omega/omega_n_baru, turunkan omega_n_baru dan k_baru = m*omega_n_baru**2.</w:t>
+        <w:t xml:space="preserve">Loop r pada rentang di atas √(2) dengan resolusi tinggi, hentikan saat Tr(r,ζ)&lt;target_Tr pertama kali; lalu dari </w:t>
+      </w:r>
+      <w:r>
+        <w:rPr>
+          <w:rFonts w:ascii="Arial" w:hAnsi="Arial" w:cs="Arial"/>
+          <w:b w:val="0"/>
+          <w:i w:val="0"/>
+          <w:color w:val="333333"/>
+          <w:sz w:val="21"/>
+        </w:rPr>
+        <w:t xml:space="preserve">r</w:t>
+      </w:r>
+      <w:r>
+        <w:rPr>
+          <w:rFonts w:ascii="Arial" w:hAnsi="Arial" w:cs="Arial"/>
+          <w:b w:val="0"/>
+          <w:i w:val="0"/>
+          <w:color w:val="333333"/>
+          <w:sz w:val="21"/>
+          <w:vertAlign w:val="subscript"/>
+        </w:rPr>
+        <w:t xml:space="preserve">min</w:t>
+      </w:r>
+      <w:r>
+        <w:rPr>
+          <w:rFonts w:ascii="Arial" w:hAnsi="Arial" w:cs="Arial"/>
+          <w:b w:val="0"/>
+          <w:i w:val="0"/>
+          <w:color w:val="333333"/>
+          <w:sz w:val="21"/>
+        </w:rPr>
+        <w:t xml:space="preserve"> = ω/ω_n_baru, turunkan ω_n_baru dan </w:t>
+      </w:r>
+      <w:r>
+        <w:rPr>
+          <w:rFonts w:ascii="Arial" w:hAnsi="Arial" w:cs="Arial"/>
+          <w:b w:val="0"/>
+          <w:i w:val="0"/>
+          <w:color w:val="333333"/>
+          <w:sz w:val="21"/>
+        </w:rPr>
+        <w:t xml:space="preserve">k</w:t>
+      </w:r>
+      <w:r>
+        <w:rPr>
+          <w:rFonts w:ascii="Arial" w:hAnsi="Arial" w:cs="Arial"/>
+          <w:b w:val="0"/>
+          <w:i w:val="0"/>
+          <w:color w:val="333333"/>
+          <w:sz w:val="21"/>
+          <w:vertAlign w:val="subscript"/>
+        </w:rPr>
+        <w:t xml:space="preserve">baru</w:t>
+      </w:r>
+      <w:r>
+        <w:rPr>
+          <w:rFonts w:ascii="Arial" w:hAnsi="Arial" w:cs="Arial"/>
+          <w:b w:val="0"/>
+          <w:i w:val="0"/>
+          <w:color w:val="333333"/>
+          <w:sz w:val="21"/>
+        </w:rPr>
+        <w:t xml:space="preserve"> = m·ω_n_baru**2.</w:t>
       </w:r>
     </w:p>
     <w:p>
@@ -10646,7 +12108,63 @@
           <w:i w:val="0"/>
           <w:sz w:val="22"/>
         </w:rPr>
-        <w:t>Implementasikan fungsi klasifikasi_kondisi(r) yang mengembalikan label kondisi ('aman jauh dari resonansi' jika r&lt;0,7 atau r&gt;1,4; 'mendekati resonansi' jika 0,7&lt;=r&lt;0,95 atau 1,05&lt;r&lt;=1,4; 'tepat resonansi' jika 0,95&lt;=r&lt;=1,05) berdasarkan aturan if-elif. Uji pada r_lama dan r_baru dari studi kasus punch press (hitung ulang dari parameter C10 dan RPM 1800/2200), cetak label untuk keduanya.</w:t>
+        <w:t xml:space="preserve">Implementasikan fungsi klasifikasi_kondisi(r) yang mengembalikan label kondisi ('aman jauh dari resonansi' jika r&lt;0,7 atau r&gt;1,4; 'mendekati resonansi' jika 0,7≤r&lt;0,95 atau 1,05&lt;r≤1,4; 'tepat resonansi' jika 0,95≤r≤1,05) berdasarkan aturan if-elif. Uji pada </w:t>
+      </w:r>
+      <w:r>
+        <w:rPr>
+          <w:rFonts w:ascii="Arial" w:hAnsi="Arial" w:cs="Arial"/>
+          <w:b w:val="0"/>
+          <w:i w:val="0"/>
+          <w:sz w:val="22"/>
+        </w:rPr>
+        <w:t xml:space="preserve">r</w:t>
+      </w:r>
+      <w:r>
+        <w:rPr>
+          <w:rFonts w:ascii="Arial" w:hAnsi="Arial" w:cs="Arial"/>
+          <w:b w:val="0"/>
+          <w:i w:val="0"/>
+          <w:sz w:val="22"/>
+          <w:vertAlign w:val="subscript"/>
+        </w:rPr>
+        <w:t xml:space="preserve">lama</w:t>
+      </w:r>
+      <w:r>
+        <w:rPr>
+          <w:rFonts w:ascii="Arial" w:hAnsi="Arial" w:cs="Arial"/>
+          <w:b w:val="0"/>
+          <w:i w:val="0"/>
+          <w:sz w:val="22"/>
+        </w:rPr>
+        <w:t xml:space="preserve"> dan </w:t>
+      </w:r>
+      <w:r>
+        <w:rPr>
+          <w:rFonts w:ascii="Arial" w:hAnsi="Arial" w:cs="Arial"/>
+          <w:b w:val="0"/>
+          <w:i w:val="0"/>
+          <w:sz w:val="22"/>
+        </w:rPr>
+        <w:t xml:space="preserve">r</w:t>
+      </w:r>
+      <w:r>
+        <w:rPr>
+          <w:rFonts w:ascii="Arial" w:hAnsi="Arial" w:cs="Arial"/>
+          <w:b w:val="0"/>
+          <w:i w:val="0"/>
+          <w:sz w:val="22"/>
+          <w:vertAlign w:val="subscript"/>
+        </w:rPr>
+        <w:t xml:space="preserve">baru</w:t>
+      </w:r>
+      <w:r>
+        <w:rPr>
+          <w:rFonts w:ascii="Arial" w:hAnsi="Arial" w:cs="Arial"/>
+          <w:b w:val="0"/>
+          <w:i w:val="0"/>
+          <w:sz w:val="22"/>
+        </w:rPr>
+        <w:t xml:space="preserve"> dari studi kasus punch press (hitung ulang dari parameter C10 dan RPM 1800/2200), cetak label untuk keduanya.</w:t>
       </w:r>
     </w:p>
     <w:p>
@@ -10682,7 +12200,100 @@
           <w:color w:val="333333"/>
           <w:sz w:val="21"/>
         </w:rPr>
-        <w:t>Hitung r_lama dan r_baru dari omega_n C10 dan omega=RPM/60*2*pi, lalu terapkan fungsi klasifikasi_kondisi dengan aturan if-elif sesuai rentang r yang ditentukan pada soal.</w:t>
+        <w:t xml:space="preserve">Hitung </w:t>
+      </w:r>
+      <w:r>
+        <w:rPr>
+          <w:rFonts w:ascii="Arial" w:hAnsi="Arial" w:cs="Arial"/>
+          <w:b w:val="0"/>
+          <w:i w:val="0"/>
+          <w:color w:val="333333"/>
+          <w:sz w:val="21"/>
+        </w:rPr>
+        <w:t xml:space="preserve">r</w:t>
+      </w:r>
+      <w:r>
+        <w:rPr>
+          <w:rFonts w:ascii="Arial" w:hAnsi="Arial" w:cs="Arial"/>
+          <w:b w:val="0"/>
+          <w:i w:val="0"/>
+          <w:color w:val="333333"/>
+          <w:sz w:val="21"/>
+          <w:vertAlign w:val="subscript"/>
+        </w:rPr>
+        <w:t xml:space="preserve">lama</w:t>
+      </w:r>
+      <w:r>
+        <w:rPr>
+          <w:rFonts w:ascii="Arial" w:hAnsi="Arial" w:cs="Arial"/>
+          <w:b w:val="0"/>
+          <w:i w:val="0"/>
+          <w:color w:val="333333"/>
+          <w:sz w:val="21"/>
+        </w:rPr>
+        <w:t xml:space="preserve"> dan </w:t>
+      </w:r>
+      <w:r>
+        <w:rPr>
+          <w:rFonts w:ascii="Arial" w:hAnsi="Arial" w:cs="Arial"/>
+          <w:b w:val="0"/>
+          <w:i w:val="0"/>
+          <w:color w:val="333333"/>
+          <w:sz w:val="21"/>
+        </w:rPr>
+        <w:t xml:space="preserve">r</w:t>
+      </w:r>
+      <w:r>
+        <w:rPr>
+          <w:rFonts w:ascii="Arial" w:hAnsi="Arial" w:cs="Arial"/>
+          <w:b w:val="0"/>
+          <w:i w:val="0"/>
+          <w:color w:val="333333"/>
+          <w:sz w:val="21"/>
+          <w:vertAlign w:val="subscript"/>
+        </w:rPr>
+        <w:t xml:space="preserve">baru</w:t>
+      </w:r>
+      <w:r>
+        <w:rPr>
+          <w:rFonts w:ascii="Arial" w:hAnsi="Arial" w:cs="Arial"/>
+          <w:b w:val="0"/>
+          <w:i w:val="0"/>
+          <w:color w:val="333333"/>
+          <w:sz w:val="21"/>
+        </w:rPr>
+        <w:t xml:space="preserve"> dari </w:t>
+      </w:r>
+      <w:r>
+        <w:rPr>
+          <w:rFonts w:ascii="Arial" w:hAnsi="Arial" w:cs="Arial"/>
+          <w:b w:val="0"/>
+          <w:i w:val="0"/>
+          <w:color w:val="333333"/>
+          <w:sz w:val="21"/>
+        </w:rPr>
+        <w:t xml:space="preserve">ω</w:t>
+      </w:r>
+      <w:r>
+        <w:rPr>
+          <w:rFonts w:ascii="Arial" w:hAnsi="Arial" w:cs="Arial"/>
+          <w:b w:val="0"/>
+          <w:i w:val="0"/>
+          <w:color w:val="333333"/>
+          <w:sz w:val="21"/>
+          <w:vertAlign w:val="subscript"/>
+        </w:rPr>
+        <w:t xml:space="preserve">n</w:t>
+      </w:r>
+      <w:r>
+        <w:rPr>
+          <w:rFonts w:ascii="Arial" w:hAnsi="Arial" w:cs="Arial"/>
+          <w:b w:val="0"/>
+          <w:i w:val="0"/>
+          <w:color w:val="333333"/>
+          <w:sz w:val="21"/>
+        </w:rPr>
+        <w:t xml:space="preserve"> C10 dan ω=RPM/60·2·π, lalu terapkan fungsi klasifikasi_kondisi dengan aturan if-elif sesuai rentang r yang ditentukan pada soal.</w:t>
       </w:r>
     </w:p>
     <w:p>
@@ -10706,7 +12317,119 @@
           <w:i w:val="0"/>
           <w:sz w:val="22"/>
         </w:rPr>
-        <w:t>Implementasikan perhitungan gaya yang ditransmisikan ke fondasi F_T = F0*Tᵣ dari awal (tanpa fungsi built-in selain operasi matematis dasar) untuk skenario punch press kondisi lama (1800 RPM) dan baru (2200 RPM), memakai parameter dari C10 dan F0=4500 N. Verifikasi hasil mendekati nilai pada studi kasus modul (F_T_lama ≈ 13,4 kN, F_T_baru ≈ 44,9 kN). Cetak kedua nilai F_T dalam kN.</w:t>
+        <w:t xml:space="preserve">Implementasikan perhitungan gaya yang ditransmisikan ke fondasi </w:t>
+      </w:r>
+      <w:r>
+        <w:rPr>
+          <w:rFonts w:ascii="Arial" w:hAnsi="Arial" w:cs="Arial"/>
+          <w:b w:val="0"/>
+          <w:i w:val="0"/>
+          <w:sz w:val="22"/>
+        </w:rPr>
+        <w:t xml:space="preserve">F</w:t>
+      </w:r>
+      <w:r>
+        <w:rPr>
+          <w:rFonts w:ascii="Arial" w:hAnsi="Arial" w:cs="Arial"/>
+          <w:b w:val="0"/>
+          <w:i w:val="0"/>
+          <w:sz w:val="22"/>
+          <w:vertAlign w:val="subscript"/>
+        </w:rPr>
+        <w:t xml:space="preserve">T</w:t>
+      </w:r>
+      <w:r>
+        <w:rPr>
+          <w:rFonts w:ascii="Arial" w:hAnsi="Arial" w:cs="Arial"/>
+          <w:b w:val="0"/>
+          <w:i w:val="0"/>
+          <w:sz w:val="22"/>
+        </w:rPr>
+        <w:t xml:space="preserve"> = </w:t>
+      </w:r>
+      <w:r>
+        <w:rPr>
+          <w:rFonts w:ascii="Arial" w:hAnsi="Arial" w:cs="Arial"/>
+          <w:b w:val="0"/>
+          <w:i w:val="0"/>
+          <w:sz w:val="22"/>
+        </w:rPr>
+        <w:t xml:space="preserve">F</w:t>
+      </w:r>
+      <w:r>
+        <w:rPr>
+          <w:rFonts w:ascii="Arial" w:hAnsi="Arial" w:cs="Arial"/>
+          <w:b w:val="0"/>
+          <w:i w:val="0"/>
+          <w:sz w:val="22"/>
+          <w:vertAlign w:val="subscript"/>
+        </w:rPr>
+        <w:t xml:space="preserve">0</w:t>
+      </w:r>
+      <w:r>
+        <w:rPr>
+          <w:rFonts w:ascii="Arial" w:hAnsi="Arial" w:cs="Arial"/>
+          <w:b w:val="0"/>
+          <w:i w:val="0"/>
+          <w:sz w:val="22"/>
+        </w:rPr>
+        <w:t xml:space="preserve">·Tᵣ dari awal (tanpa fungsi built-in selain operasi matematis dasar) untuk skenario punch press kondisi lama (1800 RPM) dan baru (2200 RPM), memakai parameter dari C10 dan </w:t>
+      </w:r>
+      <w:r>
+        <w:rPr>
+          <w:rFonts w:ascii="Arial" w:hAnsi="Arial" w:cs="Arial"/>
+          <w:b w:val="0"/>
+          <w:i w:val="0"/>
+          <w:sz w:val="22"/>
+        </w:rPr>
+        <w:t xml:space="preserve">F</w:t>
+      </w:r>
+      <w:r>
+        <w:rPr>
+          <w:rFonts w:ascii="Arial" w:hAnsi="Arial" w:cs="Arial"/>
+          <w:b w:val="0"/>
+          <w:i w:val="0"/>
+          <w:sz w:val="22"/>
+          <w:vertAlign w:val="subscript"/>
+        </w:rPr>
+        <w:t xml:space="preserve">0</w:t>
+      </w:r>
+      <w:r>
+        <w:rPr>
+          <w:rFonts w:ascii="Arial" w:hAnsi="Arial" w:cs="Arial"/>
+          <w:b w:val="0"/>
+          <w:i w:val="0"/>
+          <w:sz w:val="22"/>
+        </w:rPr>
+        <w:t xml:space="preserve">=4500 N. Verifikasi hasil mendekati nilai pada studi kasus modul (F_T_lama ≈ 13,4 kN, F_T_baru ≈ 44,9 kN). Cetak kedua nilai </w:t>
+      </w:r>
+      <w:r>
+        <w:rPr>
+          <w:rFonts w:ascii="Arial" w:hAnsi="Arial" w:cs="Arial"/>
+          <w:b w:val="0"/>
+          <w:i w:val="0"/>
+          <w:sz w:val="22"/>
+        </w:rPr>
+        <w:t xml:space="preserve">F</w:t>
+      </w:r>
+      <w:r>
+        <w:rPr>
+          <w:rFonts w:ascii="Arial" w:hAnsi="Arial" w:cs="Arial"/>
+          <w:b w:val="0"/>
+          <w:i w:val="0"/>
+          <w:sz w:val="22"/>
+          <w:vertAlign w:val="subscript"/>
+        </w:rPr>
+        <w:t xml:space="preserve">T</w:t>
+      </w:r>
+      <w:r>
+        <w:rPr>
+          <w:rFonts w:ascii="Arial" w:hAnsi="Arial" w:cs="Arial"/>
+          <w:b w:val="0"/>
+          <w:i w:val="0"/>
+          <w:sz w:val="22"/>
+        </w:rPr>
+        <w:t xml:space="preserve"> dalam kN.</w:t>
       </w:r>
     </w:p>
     <w:p>
@@ -10742,7 +12465,100 @@
           <w:color w:val="333333"/>
           <w:sz w:val="21"/>
         </w:rPr>
-        <w:t>Hitung r dan Tr untuk kedua kondisi RPM memakai omega_n dan zeta dari C10, lalu F_T = F0*Tr; konversi ke kN dengan membagi 1000, dan bandingkan terhadap nilai referensi pada studi kasus.</w:t>
+        <w:t xml:space="preserve">Hitung r dan Tr untuk kedua kondisi RPM memakai </w:t>
+      </w:r>
+      <w:r>
+        <w:rPr>
+          <w:rFonts w:ascii="Arial" w:hAnsi="Arial" w:cs="Arial"/>
+          <w:b w:val="0"/>
+          <w:i w:val="0"/>
+          <w:color w:val="333333"/>
+          <w:sz w:val="21"/>
+        </w:rPr>
+        <w:t xml:space="preserve">ω</w:t>
+      </w:r>
+      <w:r>
+        <w:rPr>
+          <w:rFonts w:ascii="Arial" w:hAnsi="Arial" w:cs="Arial"/>
+          <w:b w:val="0"/>
+          <w:i w:val="0"/>
+          <w:color w:val="333333"/>
+          <w:sz w:val="21"/>
+          <w:vertAlign w:val="subscript"/>
+        </w:rPr>
+        <w:t xml:space="preserve">n</w:t>
+      </w:r>
+      <w:r>
+        <w:rPr>
+          <w:rFonts w:ascii="Arial" w:hAnsi="Arial" w:cs="Arial"/>
+          <w:b w:val="0"/>
+          <w:i w:val="0"/>
+          <w:color w:val="333333"/>
+          <w:sz w:val="21"/>
+        </w:rPr>
+        <w:t xml:space="preserve"> dan ζ dari C10, lalu </w:t>
+      </w:r>
+      <w:r>
+        <w:rPr>
+          <w:rFonts w:ascii="Arial" w:hAnsi="Arial" w:cs="Arial"/>
+          <w:b w:val="0"/>
+          <w:i w:val="0"/>
+          <w:color w:val="333333"/>
+          <w:sz w:val="21"/>
+        </w:rPr>
+        <w:t xml:space="preserve">F</w:t>
+      </w:r>
+      <w:r>
+        <w:rPr>
+          <w:rFonts w:ascii="Arial" w:hAnsi="Arial" w:cs="Arial"/>
+          <w:b w:val="0"/>
+          <w:i w:val="0"/>
+          <w:color w:val="333333"/>
+          <w:sz w:val="21"/>
+          <w:vertAlign w:val="subscript"/>
+        </w:rPr>
+        <w:t xml:space="preserve">T</w:t>
+      </w:r>
+      <w:r>
+        <w:rPr>
+          <w:rFonts w:ascii="Arial" w:hAnsi="Arial" w:cs="Arial"/>
+          <w:b w:val="0"/>
+          <w:i w:val="0"/>
+          <w:color w:val="333333"/>
+          <w:sz w:val="21"/>
+        </w:rPr>
+        <w:t xml:space="preserve"> = </w:t>
+      </w:r>
+      <w:r>
+        <w:rPr>
+          <w:rFonts w:ascii="Arial" w:hAnsi="Arial" w:cs="Arial"/>
+          <w:b w:val="0"/>
+          <w:i w:val="0"/>
+          <w:color w:val="333333"/>
+          <w:sz w:val="21"/>
+        </w:rPr>
+        <w:t xml:space="preserve">F</w:t>
+      </w:r>
+      <w:r>
+        <w:rPr>
+          <w:rFonts w:ascii="Arial" w:hAnsi="Arial" w:cs="Arial"/>
+          <w:b w:val="0"/>
+          <w:i w:val="0"/>
+          <w:color w:val="333333"/>
+          <w:sz w:val="21"/>
+          <w:vertAlign w:val="subscript"/>
+        </w:rPr>
+        <w:t xml:space="preserve">0</w:t>
+      </w:r>
+      <w:r>
+        <w:rPr>
+          <w:rFonts w:ascii="Arial" w:hAnsi="Arial" w:cs="Arial"/>
+          <w:b w:val="0"/>
+          <w:i w:val="0"/>
+          <w:color w:val="333333"/>
+          <w:sz w:val="21"/>
+        </w:rPr>
+        <w:t xml:space="preserve">·Tr; konversi ke kN dengan membagi 1000, dan bandingkan terhadap nilai referensi pada studi kasus.</w:t>
       </w:r>
     </w:p>
     <w:p>
@@ -10766,7 +12582,63 @@
           <w:i w:val="0"/>
           <w:sz w:val="22"/>
         </w:rPr>
-        <w:t>Implementasikan simulasi build-up RK4 dari awal untuk membandingkan Strategi A (tambah massa, m_total=4800 kg) dengan kondisi sebelum strategi diterapkan (m=1800 kg) pada studi kasus punch press, keduanya pada ω=230,4 rad/s. Hitung r dan DMF untuk kedua kondisi (k dan c tetap dari C10), lalu simulasikan x(t) dengan RK4 (dt=0,0005, t_max=2) untuk kedua kondisi dan cetak rasio amplitudo puncak sesudah/sebelum strategi diterapkan.</w:t>
+        <w:t xml:space="preserve">Implementasikan simulasi build-up RK4 dari awal untuk membandingkan Strategi A (tambah massa, </w:t>
+      </w:r>
+      <w:r>
+        <w:rPr>
+          <w:rFonts w:ascii="Arial" w:hAnsi="Arial" w:cs="Arial"/>
+          <w:b w:val="0"/>
+          <w:i w:val="0"/>
+          <w:sz w:val="22"/>
+        </w:rPr>
+        <w:t xml:space="preserve">m</w:t>
+      </w:r>
+      <w:r>
+        <w:rPr>
+          <w:rFonts w:ascii="Arial" w:hAnsi="Arial" w:cs="Arial"/>
+          <w:b w:val="0"/>
+          <w:i w:val="0"/>
+          <w:sz w:val="22"/>
+          <w:vertAlign w:val="subscript"/>
+        </w:rPr>
+        <w:t xml:space="preserve">total</w:t>
+      </w:r>
+      <w:r>
+        <w:rPr>
+          <w:rFonts w:ascii="Arial" w:hAnsi="Arial" w:cs="Arial"/>
+          <w:b w:val="0"/>
+          <w:i w:val="0"/>
+          <w:sz w:val="22"/>
+        </w:rPr>
+        <w:t xml:space="preserve">=4800 kg) dengan kondisi sebelum strategi diterapkan (m=1800 kg) pada studi kasus punch press, keduanya pada ω=230,4 rad/s. Hitung r dan DMF untuk kedua kondisi (k dan c tetap dari C10), lalu simulasikan x(t) dengan RK4 (dt=0,0005, </w:t>
+      </w:r>
+      <w:r>
+        <w:rPr>
+          <w:rFonts w:ascii="Arial" w:hAnsi="Arial" w:cs="Arial"/>
+          <w:b w:val="0"/>
+          <w:i w:val="0"/>
+          <w:sz w:val="22"/>
+        </w:rPr>
+        <w:t xml:space="preserve">t</w:t>
+      </w:r>
+      <w:r>
+        <w:rPr>
+          <w:rFonts w:ascii="Arial" w:hAnsi="Arial" w:cs="Arial"/>
+          <w:b w:val="0"/>
+          <w:i w:val="0"/>
+          <w:sz w:val="22"/>
+          <w:vertAlign w:val="subscript"/>
+        </w:rPr>
+        <w:t xml:space="preserve">max</w:t>
+      </w:r>
+      <w:r>
+        <w:rPr>
+          <w:rFonts w:ascii="Arial" w:hAnsi="Arial" w:cs="Arial"/>
+          <w:b w:val="0"/>
+          <w:i w:val="0"/>
+          <w:sz w:val="22"/>
+        </w:rPr>
+        <w:t xml:space="preserve">=2) untuk kedua kondisi dan cetak rasio amplitudo puncak sesudah/sebelum strategi diterapkan.</w:t>
       </w:r>
     </w:p>
     <w:p>
@@ -10802,7 +12674,38 @@
           <w:color w:val="333333"/>
           <w:sz w:val="21"/>
         </w:rPr>
-        <w:t>Ulangi perhitungan r dan DMF dengan m=1800 (sebelum) dan m=4800 (sesudah Strategi A), lalu jalankan RK4 manual seperti CH1 pada F0, k, c, omega yang sama untuk kedua nilai m, ambil max(abs(x)) dari masing-masing hasil, dan hitung rasionya.</w:t>
+        <w:t xml:space="preserve">Ulangi perhitungan r dan DMF dengan m=1800 (sebelum) dan m=4800 (sesudah Strategi A), lalu jalankan RK4 manual seperti CH1 pada </w:t>
+      </w:r>
+      <w:r>
+        <w:rPr>
+          <w:rFonts w:ascii="Arial" w:hAnsi="Arial" w:cs="Arial"/>
+          <w:b w:val="0"/>
+          <w:i w:val="0"/>
+          <w:color w:val="333333"/>
+          <w:sz w:val="21"/>
+        </w:rPr>
+        <w:t xml:space="preserve">F</w:t>
+      </w:r>
+      <w:r>
+        <w:rPr>
+          <w:rFonts w:ascii="Arial" w:hAnsi="Arial" w:cs="Arial"/>
+          <w:b w:val="0"/>
+          <w:i w:val="0"/>
+          <w:color w:val="333333"/>
+          <w:sz w:val="21"/>
+          <w:vertAlign w:val="subscript"/>
+        </w:rPr>
+        <w:t xml:space="preserve">0</w:t>
+      </w:r>
+      <w:r>
+        <w:rPr>
+          <w:rFonts w:ascii="Arial" w:hAnsi="Arial" w:cs="Arial"/>
+          <w:b w:val="0"/>
+          <w:i w:val="0"/>
+          <w:color w:val="333333"/>
+          <w:sz w:val="21"/>
+        </w:rPr>
+        <w:t xml:space="preserve">, k, c, ω yang sama untuk kedua nilai m, ambil max(abs(x)) dari masing-masing hasil, dan hitung rasionya.</w:t>
       </w:r>
     </w:p>
     <w:p>

--- a/Getaran-Mekanik/Modul-Word/Modul-4-Getaran-Paksa.docx
+++ b/Getaran-Mekanik/Modul-Word/Modul-4-Getaran-Paksa.docx
@@ -11130,7 +11130,7 @@
           <w:color w:val="333333"/>
           <w:sz w:val="21"/>
         </w:rPr>
-        <w:t xml:space="preserve">c_c = 2·np.sqrt(k*m), lalu ζ = c/c_c.</w:t>
+        <w:t xml:space="preserve">c_c = 2*np.sqrt(k*m), lalu ζ = c/c_c.</w:t>
       </w:r>
     </w:p>
     <w:p>
@@ -11934,7 +11934,7 @@
           <w:color w:val="333333"/>
           <w:sz w:val="21"/>
         </w:rPr>
-        <w:t xml:space="preserve">Definisikan fungsi forced_vib(t,y) dan rk4_step seperti Cell 3, loop dari t=0 sampai t_max, simpan x_history, ambil nilai pada indeks bulat(5.0/dt), lalu bandingkan dengan X = Xst·DMF.</w:t>
+        <w:t>Definisikan fungsi forced_vib(t,y) dan rk4_step seperti Cell 3, loop dari t=0 sampai t_max, simpan x_history, ambil nilai pada indeks bulat(5.0/dt), lalu bandingkan dengan X = Xst*DMF.</w:t>
       </w:r>
     </w:p>
     <w:p>
@@ -12084,7 +12084,7 @@
           <w:color w:val="333333"/>
           <w:sz w:val="21"/>
         </w:rPr>
-        <w:t xml:space="preserve"> = m·ω_n_baru**2.</w:t>
+        <w:t xml:space="preserve"> = m*ω_n_baru**2.</w:t>
       </w:r>
     </w:p>
     <w:p>

--- a/Getaran-Mekanik/Modul-Word/Modul-4-Getaran-Paksa.docx
+++ b/Getaran-Mekanik/Modul-Word/Modul-4-Getaran-Paksa.docx
@@ -3021,6 +3021,15 @@
         </w:rPr>
         <w:t>Gaya eksitasi F(t) = F₀ sin(ωt) adalah gaya harmonik eksternal dengan amplitudo F₀ (Newton) dan frekuensi sudut ω (rad/s). Gaya ini bertindak sebagai "pengemudi" yang memaksa sistem bergetar pada frekuensinya sendiri, bukan pada frekuensi natural sistem ωn. Defleksi statik Xst adalah seberapa jauh pegas tertekan jika gaya F₀ bekerja secara statis, tanpa getaran, dan menjadi referensi penting karena amplitudo dinamis bisa jauh lebih besar dari Xst di dekat resonansi.</w:t>
       </w:r>
+      <w:r>
+        <w:rPr>
+          <w:rFonts w:ascii="Arial" w:hAnsi="Arial" w:cs="Arial"/>
+          <w:b w:val="0"/>
+          <w:i w:val="0"/>
+          <w:sz w:val="22"/>
+        </w:rPr>
+        <w:t xml:space="preserve"> Bentuk ringkasnya dituliskan pada Persamaan (2).</w:t>
+      </w:r>
     </w:p>
     <w:p>
       <w:pPr>
@@ -3036,6 +3045,16 @@
           <w:sz w:val="22"/>
         </w:rPr>
         <w:t>Xst = F₀ / k</w:t>
+      </w:r>
+      <w:r>
+        <w:rPr>
+          <w:rFonts w:ascii="Arial" w:hAnsi="Arial" w:cs="Arial"/>
+          <w:b/>
+          <w:i/>
+          <w:color w:val="305496"/>
+          <w:sz w:val="22"/>
+        </w:rPr>
+        <w:t xml:space="preserve">   (2)</w:t>
       </w:r>
     </w:p>
     <w:p>
@@ -3631,6 +3650,15 @@
         </w:rPr>
         <w:t>Solusi persamaan diferensial getaran paksa terdiri dari dua bagian: solusi homogen (transien) yang meluruh seiring waktu, dan solusi partikulir (steady-state) yang terus bergetar pada frekuensi eksitasi. Karena persamaan gerak bersifat linear, prinsip superposisi berlaku: solusi total adalah penjumlahan keduanya.</w:t>
       </w:r>
+      <w:r>
+        <w:rPr>
+          <w:rFonts w:ascii="Arial" w:hAnsi="Arial" w:cs="Arial"/>
+          <w:b w:val="0"/>
+          <w:i w:val="0"/>
+          <w:sz w:val="22"/>
+        </w:rPr>
+        <w:t xml:space="preserve"> Persamaan (3) memadatkan aturan tersebut.</w:t>
+      </w:r>
     </w:p>
     <w:p>
       <w:pPr>
@@ -3709,6 +3737,16 @@
         </w:rPr>
         <w:t xml:space="preserve">(t)</w:t>
       </w:r>
+      <w:r>
+        <w:rPr>
+          <w:rFonts w:ascii="Arial" w:hAnsi="Arial" w:cs="Arial"/>
+          <w:b/>
+          <w:i/>
+          <w:color w:val="305496"/>
+          <w:sz w:val="22"/>
+        </w:rPr>
+        <w:t xml:space="preserve">   (3)</w:t>
+      </w:r>
     </w:p>
     <w:p>
       <w:pPr>
@@ -3787,7 +3825,7 @@
           <w:i w:val="0"/>
           <w:sz w:val="22"/>
         </w:rPr>
-        <w:t xml:space="preserve"> Bentuk ringkasnya dituliskan pada Persamaan (2).</w:t>
+        <w:t xml:space="preserve"> Rangkuman kuantitatifnya tertulis pada Persamaan (4).</w:t>
       </w:r>
     </w:p>
     <w:p>
@@ -3865,7 +3903,7 @@
           <w:color w:val="305496"/>
           <w:sz w:val="22"/>
         </w:rPr>
-        <w:t xml:space="preserve">   (2)</w:t>
+        <w:t xml:space="preserve">   (4)</w:t>
       </w:r>
     </w:p>
     <w:p>
@@ -3898,7 +3936,7 @@
           <w:i w:val="0"/>
           <w:sz w:val="22"/>
         </w:rPr>
-        <w:t xml:space="preserve"> Persamaan (3) memadatkan aturan tersebut.</w:t>
+        <w:t xml:space="preserve"> Hubungan ini dirangkum dalam Persamaan (5).</w:t>
       </w:r>
     </w:p>
     <w:p>
@@ -3955,7 +3993,7 @@
           <w:color w:val="305496"/>
           <w:sz w:val="22"/>
         </w:rPr>
-        <w:t xml:space="preserve">   (3)</w:t>
+        <w:t xml:space="preserve">   (5)</w:t>
       </w:r>
     </w:p>
     <w:p>
@@ -4604,16 +4642,16 @@
           <w:i w:val="0"/>
           <w:sz w:val="22"/>
         </w:rPr>
-        <w:t xml:space="preserve"> Rangkuman kuantitatifnya tertulis pada Persamaan (4).</w:t>
-      </w:r>
-      <w:r>
-        <w:rPr>
-          <w:rFonts w:ascii="Arial" w:hAnsi="Arial" w:cs="Arial"/>
-          <w:b w:val="0"/>
-          <w:i w:val="0"/>
-          <w:sz w:val="22"/>
-        </w:rPr>
-        <w:t xml:space="preserve"> Hubungan ini dirangkum dalam Persamaan (5).</w:t>
+        <w:t xml:space="preserve"> Bentuk ringkasnya dituliskan pada Persamaan (6).</w:t>
+      </w:r>
+      <w:r>
+        <w:rPr>
+          <w:rFonts w:ascii="Arial" w:hAnsi="Arial" w:cs="Arial"/>
+          <w:b w:val="0"/>
+          <w:i w:val="0"/>
+          <w:sz w:val="22"/>
+        </w:rPr>
+        <w:t xml:space="preserve"> Persamaan (7) memadatkan aturan tersebut.</w:t>
       </w:r>
     </w:p>
     <w:p>
@@ -4639,7 +4677,7 @@
           <w:color w:val="305496"/>
           <w:sz w:val="22"/>
         </w:rPr>
-        <w:t xml:space="preserve">   (4)</w:t>
+        <w:t xml:space="preserve">   (6)</w:t>
       </w:r>
     </w:p>
     <w:p>
@@ -4665,7 +4703,7 @@
           <w:color w:val="305496"/>
           <w:sz w:val="22"/>
         </w:rPr>
-        <w:t xml:space="preserve">   (5)</w:t>
+        <w:t xml:space="preserve">   (7)</w:t>
       </w:r>
     </w:p>
     <w:p>
@@ -6108,7 +6146,7 @@
           <w:i w:val="0"/>
           <w:sz w:val="22"/>
         </w:rPr>
-        <w:t xml:space="preserve"> Bentuk ringkasnya dituliskan pada Persamaan (6).</w:t>
+        <w:t xml:space="preserve"> Rangkuman kuantitatifnya tertulis pada Persamaan (8).</w:t>
       </w:r>
     </w:p>
     <w:p>
@@ -6134,7 +6172,7 @@
           <w:color w:val="305496"/>
           <w:sz w:val="22"/>
         </w:rPr>
-        <w:t xml:space="preserve">   (6)</w:t>
+        <w:t xml:space="preserve">   (8)</w:t>
       </w:r>
     </w:p>
     <w:p>

--- a/Getaran-Mekanik/Modul-Word/Modul-4-Getaran-Paksa.docx
+++ b/Getaran-Mekanik/Modul-Word/Modul-4-Getaran-Paksa.docx
@@ -2974,8 +2974,11 @@
     </w:p>
     <w:p>
       <w:pPr>
+        <w:tabs>
+          <w:tab w:val="center" w:pos="4393"/>
+          <w:tab w:val="right" w:pos="8787"/>
+        </w:tabs>
         <w:spacing w:before="40" w:after="120"/>
-        <w:jc w:val="center"/>
       </w:pPr>
       <w:r>
         <w:rPr>
@@ -2985,7 +2988,7 @@
           <w:color w:val="305496"/>
           <w:sz w:val="22"/>
         </w:rPr>
-        <w:t>mẍ + cẋ + kx = F₀ sin(ωt)</w:t>
+        <w:tab/>
       </w:r>
       <w:r>
         <w:rPr>
@@ -2995,7 +2998,18 @@
           <w:color w:val="305496"/>
           <w:sz w:val="22"/>
         </w:rPr>
-        <w:t xml:space="preserve">   (1)</w:t>
+        <w:t>mẍ + cẋ + kx = F₀ sin(ωt)</w:t>
+      </w:r>
+      <w:r>
+        <w:rPr>
+          <w:rFonts w:ascii="Arial" w:hAnsi="Arial" w:cs="Arial"/>
+          <w:b/>
+          <w:i/>
+          <w:color w:val="305496"/>
+          <w:sz w:val="22"/>
+        </w:rPr>
+        <w:tab/>
+        <w:t xml:space="preserve">(1)</w:t>
       </w:r>
     </w:p>
     <w:p>
@@ -3033,8 +3047,11 @@
     </w:p>
     <w:p>
       <w:pPr>
+        <w:tabs>
+          <w:tab w:val="center" w:pos="4393"/>
+          <w:tab w:val="right" w:pos="8787"/>
+        </w:tabs>
         <w:spacing w:before="40" w:after="120"/>
-        <w:jc w:val="center"/>
       </w:pPr>
       <w:r>
         <w:rPr>
@@ -3044,7 +3061,7 @@
           <w:color w:val="305496"/>
           <w:sz w:val="22"/>
         </w:rPr>
-        <w:t>Xst = F₀ / k</w:t>
+        <w:tab/>
       </w:r>
       <w:r>
         <w:rPr>
@@ -3054,7 +3071,18 @@
           <w:color w:val="305496"/>
           <w:sz w:val="22"/>
         </w:rPr>
-        <w:t xml:space="preserve">   (2)</w:t>
+        <w:t>Xst = F₀ / k</w:t>
+      </w:r>
+      <w:r>
+        <w:rPr>
+          <w:rFonts w:ascii="Arial" w:hAnsi="Arial" w:cs="Arial"/>
+          <w:b/>
+          <w:i/>
+          <w:color w:val="305496"/>
+          <w:sz w:val="22"/>
+        </w:rPr>
+        <w:tab/>
+        <w:t xml:space="preserve">(2)</w:t>
       </w:r>
     </w:p>
     <w:p>
@@ -3662,8 +3690,11 @@
     </w:p>
     <w:p>
       <w:pPr>
+        <w:tabs>
+          <w:tab w:val="center" w:pos="4393"/>
+          <w:tab w:val="right" w:pos="8787"/>
+        </w:tabs>
         <w:spacing w:before="40" w:after="120"/>
-        <w:jc w:val="center"/>
       </w:pPr>
       <w:r>
         <w:rPr>
@@ -3673,7 +3704,7 @@
           <w:color w:val="305496"/>
           <w:sz w:val="22"/>
         </w:rPr>
-        <w:t xml:space="preserve">x(t) = </w:t>
+        <w:tab/>
       </w:r>
       <w:r>
         <w:rPr>
@@ -3683,7 +3714,7 @@
           <w:color w:val="305496"/>
           <w:sz w:val="22"/>
         </w:rPr>
-        <w:t xml:space="preserve">x</w:t>
+        <w:t xml:space="preserve">x(t) = </w:t>
       </w:r>
       <w:r>
         <w:rPr>
@@ -3692,9 +3723,8 @@
           <w:i/>
           <w:color w:val="305496"/>
           <w:sz w:val="22"/>
-          <w:vertAlign w:val="subscript"/>
-        </w:rPr>
-        <w:t xml:space="preserve">transien</w:t>
+        </w:rPr>
+        <w:t xml:space="preserve">x</w:t>
       </w:r>
       <w:r>
         <w:rPr>
@@ -3703,8 +3733,9 @@
           <w:i/>
           <w:color w:val="305496"/>
           <w:sz w:val="22"/>
-        </w:rPr>
-        <w:t xml:space="preserve">(t) + </w:t>
+          <w:vertAlign w:val="subscript"/>
+        </w:rPr>
+        <w:t xml:space="preserve">transien</w:t>
       </w:r>
       <w:r>
         <w:rPr>
@@ -3714,7 +3745,7 @@
           <w:color w:val="305496"/>
           <w:sz w:val="22"/>
         </w:rPr>
-        <w:t xml:space="preserve">x</w:t>
+        <w:t xml:space="preserve">(t) + </w:t>
       </w:r>
       <w:r>
         <w:rPr>
@@ -3723,9 +3754,8 @@
           <w:i/>
           <w:color w:val="305496"/>
           <w:sz w:val="22"/>
-          <w:vertAlign w:val="subscript"/>
-        </w:rPr>
-        <w:t xml:space="preserve">steady</w:t>
+        </w:rPr>
+        <w:t xml:space="preserve">x</w:t>
       </w:r>
       <w:r>
         <w:rPr>
@@ -3734,8 +3764,9 @@
           <w:i/>
           <w:color w:val="305496"/>
           <w:sz w:val="22"/>
-        </w:rPr>
-        <w:t xml:space="preserve">(t)</w:t>
+          <w:vertAlign w:val="subscript"/>
+        </w:rPr>
+        <w:t xml:space="preserve">steady</w:t>
       </w:r>
       <w:r>
         <w:rPr>
@@ -3745,7 +3776,18 @@
           <w:color w:val="305496"/>
           <w:sz w:val="22"/>
         </w:rPr>
-        <w:t xml:space="preserve">   (3)</w:t>
+        <w:t xml:space="preserve">(t)</w:t>
+      </w:r>
+      <w:r>
+        <w:rPr>
+          <w:rFonts w:ascii="Arial" w:hAnsi="Arial" w:cs="Arial"/>
+          <w:b/>
+          <w:i/>
+          <w:color w:val="305496"/>
+          <w:sz w:val="22"/>
+        </w:rPr>
+        <w:tab/>
+        <w:t xml:space="preserve">(3)</w:t>
       </w:r>
     </w:p>
     <w:p>
@@ -3830,8 +3872,11 @@
     </w:p>
     <w:p>
       <w:pPr>
+        <w:tabs>
+          <w:tab w:val="center" w:pos="4393"/>
+          <w:tab w:val="right" w:pos="8787"/>
+        </w:tabs>
         <w:spacing w:before="40" w:after="120"/>
-        <w:jc w:val="center"/>
       </w:pPr>
       <w:r>
         <w:rPr>
@@ -3841,7 +3886,7 @@
           <w:color w:val="305496"/>
           <w:sz w:val="22"/>
         </w:rPr>
-        <w:t xml:space="preserve"/>
+        <w:tab/>
       </w:r>
       <w:r>
         <w:rPr>
@@ -3851,7 +3896,7 @@
           <w:color w:val="305496"/>
           <w:sz w:val="22"/>
         </w:rPr>
-        <w:t xml:space="preserve">x</w:t>
+        <w:t xml:space="preserve"/>
       </w:r>
       <w:r>
         <w:rPr>
@@ -3860,9 +3905,8 @@
           <w:i/>
           <w:color w:val="305496"/>
           <w:sz w:val="22"/>
-          <w:vertAlign w:val="subscript"/>
-        </w:rPr>
-        <w:t xml:space="preserve">tr</w:t>
+        </w:rPr>
+        <w:t xml:space="preserve">x</w:t>
       </w:r>
       <w:r>
         <w:rPr>
@@ -3871,8 +3915,9 @@
           <w:i/>
           <w:color w:val="305496"/>
           <w:sz w:val="22"/>
-        </w:rPr>
-        <w:t xml:space="preserve">(t) = e</w:t>
+          <w:vertAlign w:val="subscript"/>
+        </w:rPr>
+        <w:t xml:space="preserve">tr</w:t>
       </w:r>
       <w:r>
         <w:rPr>
@@ -3881,9 +3926,8 @@
           <w:i/>
           <w:color w:val="305496"/>
           <w:sz w:val="22"/>
-          <w:vertAlign w:val="superscript"/>
-        </w:rPr>
-        <w:t xml:space="preserve">−ζωₙt</w:t>
+        </w:rPr>
+        <w:t xml:space="preserve">(t) = e</w:t>
       </w:r>
       <w:r>
         <w:rPr>
@@ -3892,8 +3936,9 @@
           <w:i/>
           <w:color w:val="305496"/>
           <w:sz w:val="22"/>
-        </w:rPr>
-        <w:t xml:space="preserve"> · (A cos ωd·t + B sin ωd·t)</w:t>
+          <w:vertAlign w:val="superscript"/>
+        </w:rPr>
+        <w:t xml:space="preserve">−ζωₙt</w:t>
       </w:r>
       <w:r>
         <w:rPr>
@@ -3903,7 +3948,18 @@
           <w:color w:val="305496"/>
           <w:sz w:val="22"/>
         </w:rPr>
-        <w:t xml:space="preserve">   (4)</w:t>
+        <w:t xml:space="preserve"> · (A cos ωd·t + B sin ωd·t)</w:t>
+      </w:r>
+      <w:r>
+        <w:rPr>
+          <w:rFonts w:ascii="Arial" w:hAnsi="Arial" w:cs="Arial"/>
+          <w:b/>
+          <w:i/>
+          <w:color w:val="305496"/>
+          <w:sz w:val="22"/>
+        </w:rPr>
+        <w:tab/>
+        <w:t xml:space="preserve">(4)</w:t>
       </w:r>
     </w:p>
     <w:p>
@@ -3941,8 +3997,11 @@
     </w:p>
     <w:p>
       <w:pPr>
+        <w:tabs>
+          <w:tab w:val="center" w:pos="4393"/>
+          <w:tab w:val="right" w:pos="8787"/>
+        </w:tabs>
         <w:spacing w:before="40" w:after="120"/>
-        <w:jc w:val="center"/>
       </w:pPr>
       <w:r>
         <w:rPr>
@@ -3952,7 +4011,7 @@
           <w:color w:val="305496"/>
           <w:sz w:val="22"/>
         </w:rPr>
-        <w:t xml:space="preserve"/>
+        <w:tab/>
       </w:r>
       <w:r>
         <w:rPr>
@@ -3962,7 +4021,7 @@
           <w:color w:val="305496"/>
           <w:sz w:val="22"/>
         </w:rPr>
-        <w:t xml:space="preserve">x</w:t>
+        <w:t xml:space="preserve"/>
       </w:r>
       <w:r>
         <w:rPr>
@@ -3971,9 +4030,8 @@
           <w:i/>
           <w:color w:val="305496"/>
           <w:sz w:val="22"/>
-          <w:vertAlign w:val="subscript"/>
-        </w:rPr>
-        <w:t xml:space="preserve">ss</w:t>
+        </w:rPr>
+        <w:t xml:space="preserve">x</w:t>
       </w:r>
       <w:r>
         <w:rPr>
@@ -3982,8 +4040,9 @@
           <w:i/>
           <w:color w:val="305496"/>
           <w:sz w:val="22"/>
-        </w:rPr>
-        <w:t xml:space="preserve">(t) = X sin(ωt − φ),   X = (F₀/k)·DMF,   φ = arctan[2ζr / (1 − r²)]</w:t>
+          <w:vertAlign w:val="subscript"/>
+        </w:rPr>
+        <w:t xml:space="preserve">ss</w:t>
       </w:r>
       <w:r>
         <w:rPr>
@@ -3993,7 +4052,18 @@
           <w:color w:val="305496"/>
           <w:sz w:val="22"/>
         </w:rPr>
-        <w:t xml:space="preserve">   (5)</w:t>
+        <w:t xml:space="preserve">(t) = X sin(ωt − φ),   X = (F₀/k)·DMF,   φ = arctan[2ζr / (1 − r²)]</w:t>
+      </w:r>
+      <w:r>
+        <w:rPr>
+          <w:rFonts w:ascii="Arial" w:hAnsi="Arial" w:cs="Arial"/>
+          <w:b/>
+          <w:i/>
+          <w:color w:val="305496"/>
+          <w:sz w:val="22"/>
+        </w:rPr>
+        <w:tab/>
+        <w:t xml:space="preserve">(5)</w:t>
       </w:r>
     </w:p>
     <w:p>
@@ -4656,8 +4726,11 @@
     </w:p>
     <w:p>
       <w:pPr>
+        <w:tabs>
+          <w:tab w:val="center" w:pos="4393"/>
+          <w:tab w:val="right" w:pos="8787"/>
+        </w:tabs>
         <w:spacing w:before="40" w:after="120"/>
-        <w:jc w:val="center"/>
       </w:pPr>
       <w:r>
         <w:rPr>
@@ -4667,7 +4740,7 @@
           <w:color w:val="305496"/>
           <w:sz w:val="22"/>
         </w:rPr>
-        <w:t>DMF = X / Xst = 1 / √[(1 − r²)² + (2ζr)²]</w:t>
+        <w:tab/>
       </w:r>
       <w:r>
         <w:rPr>
@@ -4677,14 +4750,8 @@
           <w:color w:val="305496"/>
           <w:sz w:val="22"/>
         </w:rPr>
-        <w:t xml:space="preserve">   (6)</w:t>
-      </w:r>
-    </w:p>
-    <w:p>
-      <w:pPr>
-        <w:spacing w:before="40" w:after="120"/>
-        <w:jc w:val="center"/>
-      </w:pPr>
+        <w:t>DMF = X / Xst = 1 / √[(1 − r²)² + (2ζr)²]</w:t>
+      </w:r>
       <w:r>
         <w:rPr>
           <w:rFonts w:ascii="Arial" w:hAnsi="Arial" w:cs="Arial"/>
@@ -4693,8 +4760,18 @@
           <w:color w:val="305496"/>
           <w:sz w:val="22"/>
         </w:rPr>
-        <w:t>φ = arctan[2ζr / (1 − r²)],   0° ≤ φ ≤ 180°</w:t>
-      </w:r>
+        <w:tab/>
+        <w:t xml:space="preserve">(6)</w:t>
+      </w:r>
+    </w:p>
+    <w:p>
+      <w:pPr>
+        <w:tabs>
+          <w:tab w:val="center" w:pos="4393"/>
+          <w:tab w:val="right" w:pos="8787"/>
+        </w:tabs>
+        <w:spacing w:before="40" w:after="120"/>
+      </w:pPr>
       <w:r>
         <w:rPr>
           <w:rFonts w:ascii="Arial" w:hAnsi="Arial" w:cs="Arial"/>
@@ -4703,7 +4780,28 @@
           <w:color w:val="305496"/>
           <w:sz w:val="22"/>
         </w:rPr>
-        <w:t xml:space="preserve">   (7)</w:t>
+        <w:tab/>
+      </w:r>
+      <w:r>
+        <w:rPr>
+          <w:rFonts w:ascii="Arial" w:hAnsi="Arial" w:cs="Arial"/>
+          <w:b/>
+          <w:i/>
+          <w:color w:val="305496"/>
+          <w:sz w:val="22"/>
+        </w:rPr>
+        <w:t>φ = arctan[2ζr / (1 − r²)],   0° ≤ φ ≤ 180°</w:t>
+      </w:r>
+      <w:r>
+        <w:rPr>
+          <w:rFonts w:ascii="Arial" w:hAnsi="Arial" w:cs="Arial"/>
+          <w:b/>
+          <w:i/>
+          <w:color w:val="305496"/>
+          <w:sz w:val="22"/>
+        </w:rPr>
+        <w:tab/>
+        <w:t xml:space="preserve">(7)</w:t>
       </w:r>
     </w:p>
     <w:p>
@@ -6151,8 +6249,11 @@
     </w:p>
     <w:p>
       <w:pPr>
+        <w:tabs>
+          <w:tab w:val="center" w:pos="4393"/>
+          <w:tab w:val="right" w:pos="8787"/>
+        </w:tabs>
         <w:spacing w:before="40" w:after="120"/>
-        <w:jc w:val="center"/>
       </w:pPr>
       <w:r>
         <w:rPr>
@@ -6162,7 +6263,7 @@
           <w:color w:val="305496"/>
           <w:sz w:val="22"/>
         </w:rPr>
-        <w:t>Tᵣ = √[1 + (2ζr)²] / √[(1 − r²)² + (2ζr)²]</w:t>
+        <w:tab/>
       </w:r>
       <w:r>
         <w:rPr>
@@ -6172,7 +6273,18 @@
           <w:color w:val="305496"/>
           <w:sz w:val="22"/>
         </w:rPr>
-        <w:t xml:space="preserve">   (8)</w:t>
+        <w:t>Tᵣ = √[1 + (2ζr)²] / √[(1 − r²)² + (2ζr)²]</w:t>
+      </w:r>
+      <w:r>
+        <w:rPr>
+          <w:rFonts w:ascii="Arial" w:hAnsi="Arial" w:cs="Arial"/>
+          <w:b/>
+          <w:i/>
+          <w:color w:val="305496"/>
+          <w:sz w:val="22"/>
+        </w:rPr>
+        <w:tab/>
+        <w:t xml:space="preserve">(8)</w:t>
       </w:r>
     </w:p>
     <w:p>

--- a/Getaran-Mekanik/Modul-Word/Modul-4-Getaran-Paksa.docx
+++ b/Getaran-Mekanik/Modul-Word/Modul-4-Getaran-Paksa.docx
@@ -2673,45 +2673,65 @@
     <w:p>
       <w:pPr>
         <w:pBdr>
-          <w:top w:val="single" w:sz="8" w:space="6" w:color="2E9E6B"/>
-          <w:left w:val="single" w:sz="8" w:space="6" w:color="2E9E6B"/>
-          <w:bottom w:val="single" w:sz="8" w:space="6" w:color="2E9E6B"/>
-          <w:right w:val="single" w:sz="8" w:space="6" w:color="2E9E6B"/>
+          <w:top w:val="single" w:sz="6" w:space="10" w:color="BFE3D0"/>
+          <w:left w:val="single" w:sz="24" w:space="12" w:color="1F7A55"/>
+          <w:bottom w:val="single" w:sz="6" w:space="10" w:color="BFE3D0"/>
+          <w:right w:val="single" w:sz="6" w:space="10" w:color="BFE3D0"/>
         </w:pBdr>
-        <w:shd w:val="clear" w:fill="EAF7F0"/>
-        <w:spacing w:before="80" w:after="240"/>
-      </w:pPr>
-      <w:r>
-        <w:rPr>
-          <w:rFonts w:ascii="Arial" w:hAnsi="Arial" w:cs="Arial"/>
-          <w:b/>
-          <w:i w:val="0"/>
-          <w:color w:val="1F3864"/>
-          <w:sz w:val="21"/>
-        </w:rPr>
-        <w:t xml:space="preserve">🔗 Modul Interaktif: </w:t>
+        <w:shd w:val="clear" w:fill="F1FAF5"/>
+        <w:spacing w:before="140" w:after="60" w:line="264" w:lineRule="auto"/>
+        <w:ind w:left="170" w:right="170"/>
+        <w:jc w:val="left"/>
+      </w:pPr>
+      <w:r>
+        <w:rPr>
+          <w:rFonts w:ascii="Arial" w:hAnsi="Arial" w:cs="Arial"/>
+          <w:b/>
+          <w:i w:val="0"/>
+          <w:color w:val="1F7A55"/>
+          <w:sz w:val="17"/>
+          <w:spacing w:val="30"/>
+        </w:rPr>
+        <w:t xml:space="preserve">🔗 MODUL INTERAKTIF</w:t>
+      </w:r>
+      <w:r>
+        <w:br/>
       </w:r>
       <w:hyperlink r:id="rId19">
         <w:r>
           <w:rPr>
             <w:rFonts w:ascii="Arial" w:hAnsi="Arial" w:cs="Arial"/>
-            <w:sz w:val="22"/>
+            <w:b/>
             <w:color w:val="0563C1"/>
+            <w:sz w:val="20"/>
             <w:u w:val="single"/>
-            <w:b/>
           </w:rPr>
           <w:t xml:space="preserve">https://dedik-romahadi.github.io/Mechanical-Engineering-Courses/Getaran-Mekanik/Modul/Modul-4.html</w:t>
         </w:r>
       </w:hyperlink>
-      <w:r>
-        <w:rPr>
-          <w:rFonts w:ascii="Arial" w:hAnsi="Arial" w:cs="Arial"/>
-          <w:b w:val="0"/>
-          <w:i w:val="0"/>
-          <w:color w:val="333333"/>
-          <w:sz w:val="20"/>
-        </w:rPr>
-        <w:t>. Pada layar masuk, pilih tombol “👁️ Mode Preview (Tanpa Login)” untuk melihat modul lengkap (animasi, kalkulator interaktif, editor kode Python langsung di browser) tanpa perlu akun. Soal pada Mode Preview bersifat tampilan saja; jawaban benar/salah dan poin tidak aktif.</w:t>
+    </w:p>
+    <w:p>
+      <w:pPr>
+        <w:pBdr>
+          <w:top w:val="single" w:sz="6" w:space="10" w:color="BFE3D0"/>
+          <w:left w:val="single" w:sz="24" w:space="12" w:color="1F7A55"/>
+          <w:bottom w:val="single" w:sz="6" w:space="10" w:color="BFE3D0"/>
+          <w:right w:val="single" w:sz="6" w:space="10" w:color="BFE3D0"/>
+        </w:pBdr>
+        <w:shd w:val="clear" w:fill="F1FAF5"/>
+        <w:spacing w:before="0" w:after="140" w:line="264" w:lineRule="auto"/>
+        <w:ind w:left="170" w:right="170"/>
+        <w:jc w:val="left"/>
+      </w:pPr>
+      <w:r>
+        <w:rPr>
+          <w:rFonts w:ascii="Arial" w:hAnsi="Arial" w:cs="Arial"/>
+          <w:b w:val="0"/>
+          <w:i w:val="0"/>
+          <w:color w:val="44525F"/>
+          <w:sz w:val="19"/>
+        </w:rPr>
+        <w:t xml:space="preserve">Pada layar masuk, pilih tombol “👁️ Mode Preview (Tanpa Login)” untuk melihat modul lengkap (animasi, kalkulator interaktif, editor kode Python langsung di browser) tanpa perlu akun. Soal pada Mode Preview bersifat tampilan saja; jawaban benar/salah dan poin tidak aktif.</w:t>
       </w:r>
     </w:p>
     <w:p>
